--- a/MCAROC.Portal/MCAROC_Analysis/ReportTemplates/SBI/sbi-template.docx
+++ b/MCAROC.Portal/MCAROC_Analysis/ReportTemplates/SBI/sbi-template.docx
@@ -1,59 +1,18 @@
 
 <file path=word/document.xml><?xml version="1.0" encoding="utf-8"?>
-<w:document xmlns:wpc="http://schemas.microsoft.com/office/word/2010/wordprocessingCanvas" xmlns:cx="http://schemas.microsoft.com/office/drawing/2014/chartex" xmlns:cx1="http://schemas.microsoft.com/office/drawing/2015/9/8/chartex" xmlns:cx2="http://schemas.microsoft.com/office/drawing/2015/10/21/chartex" xmlns:cx3="http://schemas.microsoft.com/office/drawing/2016/5/9/chartex" xmlns:cx4="http://schemas.microsoft.com/office/drawing/2016/5/10/chartex" xmlns:cx5="http://schemas.microsoft.com/office/drawing/2016/5/11/chartex" xmlns:cx6="http://schemas.microsoft.com/office/drawing/2016/5/12/chartex" xmlns:cx7="http://schemas.microsoft.com/office/drawing/2016/5/13/chartex" xmlns:cx8="http://schemas.microsoft.com/office/drawing/2016/5/14/chartex" xmlns:mc="http://schemas.openxmlformats.org/markup-compatibility/2006" xmlns:aink="http://schemas.microsoft.com/office/drawing/2016/ink" xmlns:am3d="http://schemas.microsoft.com/office/drawing/2017/model3d" xmlns:o="urn:schemas-microsoft-com:office:office" xmlns:oel="http://schemas.microsoft.com/office/2019/extlst" xmlns:r="http://schemas.openxmlformats.org/officeDocument/2006/relationships" xmlns:m="http://schemas.openxmlformats.org/officeDocument/2006/math" xmlns:v="urn:schemas-microsoft-com:vml" xmlns:wp14="http://schemas.microsoft.com/office/word/2010/wordprocessingDrawing" xmlns:wp="http://schemas.openxmlformats.org/drawingml/2006/wordprocessingDrawing" xmlns:w10="urn:schemas-microsoft-com:office:word" xmlns:w="http://schemas.openxmlformats.org/wordprocessingml/2006/main" xmlns:w14="http://schemas.microsoft.com/office/word/2010/wordml" xmlns:w15="http://schemas.microsoft.com/office/word/2012/wordml" xmlns:w16cex="http://schemas.microsoft.com/office/word/2018/wordml/cex" xmlns:w16cid="http://schemas.microsoft.com/office/word/2016/wordml/cid" xmlns:w16="http://schemas.microsoft.com/office/word/2018/wordml" xmlns:w16du="http://schemas.microsoft.com/office/word/2023/wordml/word16du" xmlns:w16sdtdh="http://schemas.microsoft.com/office/word/2020/wordml/sdtdatahash" xmlns:w16sdtfl="http://schemas.microsoft.com/office/word/2024/wordml/sdtformatlock" xmlns:w16se="http://schemas.microsoft.com/office/word/2015/wordml/symex" xmlns:wpg="http://schemas.microsoft.com/office/word/2010/wordprocessingGroup" xmlns:wpi="http://schemas.microsoft.com/office/word/2010/wordprocessingInk" xmlns:wne="http://schemas.microsoft.com/office/word/2006/wordml" xmlns:wps="http://schemas.microsoft.com/office/word/2010/wordprocessingShape" mc:Ignorable="w14 w15 w16se w16cid w16 w16cex w16sdtdh w16sdtfl w16du wp14">
+<w:document xmlns:a="http://schemas.openxmlformats.org/drawingml/2006/main" xmlns:pic="http://schemas.openxmlformats.org/drawingml/2006/picture" xmlns:a14="http://schemas.microsoft.com/office/drawing/2010/main" xmlns:wpc="http://schemas.microsoft.com/office/word/2010/wordprocessingCanvas" xmlns:cx="http://schemas.microsoft.com/office/drawing/2014/chartex" xmlns:cx1="http://schemas.microsoft.com/office/drawing/2015/9/8/chartex" xmlns:cx2="http://schemas.microsoft.com/office/drawing/2015/10/21/chartex" xmlns:cx3="http://schemas.microsoft.com/office/drawing/2016/5/9/chartex" xmlns:cx4="http://schemas.microsoft.com/office/drawing/2016/5/10/chartex" xmlns:cx5="http://schemas.microsoft.com/office/drawing/2016/5/11/chartex" xmlns:cx6="http://schemas.microsoft.com/office/drawing/2016/5/12/chartex" xmlns:cx7="http://schemas.microsoft.com/office/drawing/2016/5/13/chartex" xmlns:cx8="http://schemas.microsoft.com/office/drawing/2016/5/14/chartex" xmlns:mc="http://schemas.openxmlformats.org/markup-compatibility/2006" xmlns:aink="http://schemas.microsoft.com/office/drawing/2016/ink" xmlns:am3d="http://schemas.microsoft.com/office/drawing/2017/model3d" xmlns:o="urn:schemas-microsoft-com:office:office" xmlns:oel="http://schemas.microsoft.com/office/2019/extlst" xmlns:r="http://schemas.openxmlformats.org/officeDocument/2006/relationships" xmlns:m="http://schemas.openxmlformats.org/officeDocument/2006/math" xmlns:v="urn:schemas-microsoft-com:vml" xmlns:wp14="http://schemas.microsoft.com/office/word/2010/wordprocessingDrawing" xmlns:wp="http://schemas.openxmlformats.org/drawingml/2006/wordprocessingDrawing" xmlns:w10="urn:schemas-microsoft-com:office:word" xmlns:w="http://schemas.openxmlformats.org/wordprocessingml/2006/main" xmlns:w14="http://schemas.microsoft.com/office/word/2010/wordml" xmlns:w15="http://schemas.microsoft.com/office/word/2012/wordml" xmlns:w16cex="http://schemas.microsoft.com/office/word/2018/wordml/cex" xmlns:w16cid="http://schemas.microsoft.com/office/word/2016/wordml/cid" xmlns:w16="http://schemas.microsoft.com/office/word/2018/wordml" xmlns:w16du="http://schemas.microsoft.com/office/word/2023/wordml/word16du" xmlns:w16sdtdh="http://schemas.microsoft.com/office/word/2020/wordml/sdtdatahash" xmlns:w16sdtfl="http://schemas.microsoft.com/office/word/2024/wordml/sdtformatlock" xmlns:w16se="http://schemas.microsoft.com/office/word/2015/wordml/symex" xmlns:wpg="http://schemas.microsoft.com/office/word/2010/wordprocessingGroup" xmlns:wpi="http://schemas.microsoft.com/office/word/2010/wordprocessingInk" xmlns:wne="http://schemas.microsoft.com/office/word/2006/wordml" xmlns:wps="http://schemas.microsoft.com/office/word/2010/wordprocessingShape" mc:Ignorable="w14 w15 w16se w16cid w16 w16cex w16sdtdh w16sdtfl w16du wp14">
   <w:body>
-    <w:p>
-      <w:r>
-        <w:rPr>
-          <w:noProof/>
-          <w:lang w:val="en-IN" w:eastAsia="en-IN"/>
-        </w:rPr>
-        <w:drawing>
-          <wp:inline distT="0" distB="0" distL="0" distR="0" wp14:anchorId="08429881" wp14:editId="7DE13E76">
-            <wp:extent cx="2257044" cy="533400"/>
-            <wp:effectExtent l="0" t="0" r="0" b="0"/>
-            <wp:docPr id="21" name="Picture 21"/>
-            <wp:cNvGraphicFramePr/>
-            <a:graphic xmlns:a="http://schemas.openxmlformats.org/drawingml/2006/main">
-              <a:graphicData uri="http://schemas.openxmlformats.org/drawingml/2006/picture">
-                <pic:pic xmlns:pic="http://schemas.openxmlformats.org/drawingml/2006/picture">
-                  <pic:nvPicPr>
-                    <pic:cNvPr id="21" name="Picture 21"/>
-                    <pic:cNvPicPr/>
-                  </pic:nvPicPr>
-                  <pic:blipFill>
-                    <a:blip r:embed="rId7"/>
-                    <a:stretch>
-                      <a:fillRect/>
-                    </a:stretch>
-                  </pic:blipFill>
-                  <pic:spPr>
-                    <a:xfrm>
-                      <a:off x="0" y="0"/>
-                      <a:ext cx="2257044" cy="533400"/>
-                    </a:xfrm>
-                    <a:prstGeom prst="rect">
-                      <a:avLst/>
-                    </a:prstGeom>
-                  </pic:spPr>
-                </pic:pic>
-              </a:graphicData>
-            </a:graphic>
-          </wp:inline>
-        </w:drawing>
-      </w:r>
-    </w:p>
     <w:tbl>
       <w:tblPr>
         <w:tblStyle w:val="TableGrid0"/>
         <w:tblW w:w="0" w:type="auto"/>
         <w:tblBorders>
-          <w:top w:val="none" w:sz="0" w:space="0" w:color="auto"/>
-          <w:left w:val="none" w:sz="0" w:space="0" w:color="auto"/>
-          <w:bottom w:val="none" w:sz="0" w:space="0" w:color="auto"/>
-          <w:right w:val="none" w:sz="0" w:space="0" w:color="auto"/>
-          <w:insideH w:val="none" w:sz="0" w:space="0" w:color="auto"/>
-          <w:insideV w:val="none" w:sz="0" w:space="0" w:color="auto"/>
+          <w:top w:val="none" w:color="auto" w:sz="0" w:space="0"/>
+          <w:left w:val="none" w:color="auto" w:sz="0" w:space="0"/>
+          <w:bottom w:val="none" w:color="auto" w:sz="0" w:space="0"/>
+          <w:right w:val="none" w:color="auto" w:sz="0" w:space="0"/>
+          <w:insideH w:val="none" w:color="auto" w:sz="0" w:space="0"/>
+          <w:insideV w:val="none" w:color="auto" w:sz="0" w:space="0"/>
         </w:tblBorders>
         <w:tblLook w:val="04A0" w:firstRow="1" w:lastRow="0" w:firstColumn="1" w:lastColumn="0" w:noHBand="0" w:noVBand="1"/>
       </w:tblPr>
@@ -277,10 +236,10 @@
           <w:tcPr>
             <w:tcW w:w="5905" w:type="dxa"/>
             <w:tcBorders>
-              <w:top w:val="single" w:sz="4" w:space="0" w:color="000000"/>
-              <w:left w:val="single" w:sz="4" w:space="0" w:color="000000"/>
-              <w:bottom w:val="single" w:sz="4" w:space="0" w:color="000000"/>
-              <w:right w:val="single" w:sz="4" w:space="0" w:color="000000"/>
+              <w:top w:val="single" w:color="000000" w:sz="4" w:space="0"/>
+              <w:left w:val="single" w:color="000000" w:sz="4" w:space="0"/>
+              <w:bottom w:val="single" w:color="000000" w:sz="4" w:space="0"/>
+              <w:right w:val="single" w:color="000000" w:sz="4" w:space="0"/>
             </w:tcBorders>
             <w:vAlign w:val="center"/>
           </w:tcPr>
@@ -302,10 +261,10 @@
           <w:tcPr>
             <w:tcW w:w="4086" w:type="dxa"/>
             <w:tcBorders>
-              <w:top w:val="single" w:sz="4" w:space="0" w:color="000000"/>
-              <w:left w:val="single" w:sz="4" w:space="0" w:color="000000"/>
-              <w:bottom w:val="single" w:sz="4" w:space="0" w:color="000000"/>
-              <w:right w:val="single" w:sz="4" w:space="0" w:color="000000"/>
+              <w:top w:val="single" w:color="000000" w:sz="4" w:space="0"/>
+              <w:left w:val="single" w:color="000000" w:sz="4" w:space="0"/>
+              <w:bottom w:val="single" w:color="000000" w:sz="4" w:space="0"/>
+              <w:right w:val="single" w:color="000000" w:sz="4" w:space="0"/>
             </w:tcBorders>
             <w:vAlign w:val="bottom"/>
           </w:tcPr>
@@ -335,10 +294,10 @@
           <w:tcPr>
             <w:tcW w:w="5905" w:type="dxa"/>
             <w:tcBorders>
-              <w:top w:val="single" w:sz="4" w:space="0" w:color="000000"/>
-              <w:left w:val="single" w:sz="4" w:space="0" w:color="000000"/>
-              <w:bottom w:val="single" w:sz="4" w:space="0" w:color="000000"/>
-              <w:right w:val="single" w:sz="4" w:space="0" w:color="000000"/>
+              <w:top w:val="single" w:color="000000" w:sz="4" w:space="0"/>
+              <w:left w:val="single" w:color="000000" w:sz="4" w:space="0"/>
+              <w:bottom w:val="single" w:color="000000" w:sz="4" w:space="0"/>
+              <w:right w:val="single" w:color="000000" w:sz="4" w:space="0"/>
             </w:tcBorders>
             <w:vAlign w:val="center"/>
           </w:tcPr>
@@ -360,10 +319,10 @@
           <w:tcPr>
             <w:tcW w:w="4086" w:type="dxa"/>
             <w:tcBorders>
-              <w:top w:val="single" w:sz="4" w:space="0" w:color="000000"/>
-              <w:left w:val="single" w:sz="4" w:space="0" w:color="000000"/>
-              <w:bottom w:val="single" w:sz="4" w:space="0" w:color="000000"/>
-              <w:right w:val="single" w:sz="4" w:space="0" w:color="000000"/>
+              <w:top w:val="single" w:color="000000" w:sz="4" w:space="0"/>
+              <w:left w:val="single" w:color="000000" w:sz="4" w:space="0"/>
+              <w:bottom w:val="single" w:color="000000" w:sz="4" w:space="0"/>
+              <w:right w:val="single" w:color="000000" w:sz="4" w:space="0"/>
             </w:tcBorders>
             <w:vAlign w:val="bottom"/>
           </w:tcPr>
@@ -393,10 +352,10 @@
           <w:tcPr>
             <w:tcW w:w="5905" w:type="dxa"/>
             <w:tcBorders>
-              <w:top w:val="single" w:sz="4" w:space="0" w:color="000000"/>
-              <w:left w:val="single" w:sz="4" w:space="0" w:color="000000"/>
-              <w:bottom w:val="single" w:sz="4" w:space="0" w:color="000000"/>
-              <w:right w:val="single" w:sz="4" w:space="0" w:color="000000"/>
+              <w:top w:val="single" w:color="000000" w:sz="4" w:space="0"/>
+              <w:left w:val="single" w:color="000000" w:sz="4" w:space="0"/>
+              <w:bottom w:val="single" w:color="000000" w:sz="4" w:space="0"/>
+              <w:right w:val="single" w:color="000000" w:sz="4" w:space="0"/>
             </w:tcBorders>
           </w:tcPr>
           <w:p>
@@ -417,10 +376,10 @@
           <w:tcPr>
             <w:tcW w:w="4086" w:type="dxa"/>
             <w:tcBorders>
-              <w:top w:val="single" w:sz="4" w:space="0" w:color="000000"/>
-              <w:left w:val="single" w:sz="4" w:space="0" w:color="000000"/>
-              <w:bottom w:val="single" w:sz="4" w:space="0" w:color="000000"/>
-              <w:right w:val="single" w:sz="4" w:space="0" w:color="000000"/>
+              <w:top w:val="single" w:color="000000" w:sz="4" w:space="0"/>
+              <w:left w:val="single" w:color="000000" w:sz="4" w:space="0"/>
+              <w:bottom w:val="single" w:color="000000" w:sz="4" w:space="0"/>
+              <w:right w:val="single" w:color="000000" w:sz="4" w:space="0"/>
             </w:tcBorders>
             <w:vAlign w:val="bottom"/>
           </w:tcPr>
@@ -450,10 +409,10 @@
           <w:tcPr>
             <w:tcW w:w="5905" w:type="dxa"/>
             <w:tcBorders>
-              <w:top w:val="single" w:sz="4" w:space="0" w:color="000000"/>
-              <w:left w:val="single" w:sz="4" w:space="0" w:color="000000"/>
-              <w:bottom w:val="single" w:sz="4" w:space="0" w:color="000000"/>
-              <w:right w:val="single" w:sz="4" w:space="0" w:color="000000"/>
+              <w:top w:val="single" w:color="000000" w:sz="4" w:space="0"/>
+              <w:left w:val="single" w:color="000000" w:sz="4" w:space="0"/>
+              <w:bottom w:val="single" w:color="000000" w:sz="4" w:space="0"/>
+              <w:right w:val="single" w:color="000000" w:sz="4" w:space="0"/>
             </w:tcBorders>
             <w:vAlign w:val="center"/>
           </w:tcPr>
@@ -475,10 +434,10 @@
           <w:tcPr>
             <w:tcW w:w="4086" w:type="dxa"/>
             <w:tcBorders>
-              <w:top w:val="single" w:sz="4" w:space="0" w:color="000000"/>
-              <w:left w:val="single" w:sz="4" w:space="0" w:color="000000"/>
-              <w:bottom w:val="single" w:sz="4" w:space="0" w:color="000000"/>
-              <w:right w:val="single" w:sz="4" w:space="0" w:color="000000"/>
+              <w:top w:val="single" w:color="000000" w:sz="4" w:space="0"/>
+              <w:left w:val="single" w:color="000000" w:sz="4" w:space="0"/>
+              <w:bottom w:val="single" w:color="000000" w:sz="4" w:space="0"/>
+              <w:right w:val="single" w:color="000000" w:sz="4" w:space="0"/>
             </w:tcBorders>
             <w:vAlign w:val="bottom"/>
           </w:tcPr>
@@ -508,10 +467,10 @@
           <w:tcPr>
             <w:tcW w:w="5905" w:type="dxa"/>
             <w:tcBorders>
-              <w:top w:val="single" w:sz="4" w:space="0" w:color="000000"/>
-              <w:left w:val="single" w:sz="4" w:space="0" w:color="000000"/>
-              <w:bottom w:val="single" w:sz="4" w:space="0" w:color="000000"/>
-              <w:right w:val="single" w:sz="4" w:space="0" w:color="000000"/>
+              <w:top w:val="single" w:color="000000" w:sz="4" w:space="0"/>
+              <w:left w:val="single" w:color="000000" w:sz="4" w:space="0"/>
+              <w:bottom w:val="single" w:color="000000" w:sz="4" w:space="0"/>
+              <w:right w:val="single" w:color="000000" w:sz="4" w:space="0"/>
             </w:tcBorders>
             <w:vAlign w:val="center"/>
           </w:tcPr>
@@ -533,10 +492,10 @@
           <w:tcPr>
             <w:tcW w:w="4086" w:type="dxa"/>
             <w:tcBorders>
-              <w:top w:val="single" w:sz="4" w:space="0" w:color="000000"/>
-              <w:left w:val="single" w:sz="4" w:space="0" w:color="000000"/>
-              <w:bottom w:val="single" w:sz="4" w:space="0" w:color="000000"/>
-              <w:right w:val="single" w:sz="4" w:space="0" w:color="000000"/>
+              <w:top w:val="single" w:color="000000" w:sz="4" w:space="0"/>
+              <w:left w:val="single" w:color="000000" w:sz="4" w:space="0"/>
+              <w:bottom w:val="single" w:color="000000" w:sz="4" w:space="0"/>
+              <w:right w:val="single" w:color="000000" w:sz="4" w:space="0"/>
             </w:tcBorders>
             <w:vAlign w:val="bottom"/>
           </w:tcPr>
@@ -566,10 +525,10 @@
           <w:tcPr>
             <w:tcW w:w="5905" w:type="dxa"/>
             <w:tcBorders>
-              <w:top w:val="single" w:sz="4" w:space="0" w:color="000000"/>
-              <w:left w:val="single" w:sz="4" w:space="0" w:color="000000"/>
-              <w:bottom w:val="single" w:sz="4" w:space="0" w:color="000000"/>
-              <w:right w:val="single" w:sz="4" w:space="0" w:color="000000"/>
+              <w:top w:val="single" w:color="000000" w:sz="4" w:space="0"/>
+              <w:left w:val="single" w:color="000000" w:sz="4" w:space="0"/>
+              <w:bottom w:val="single" w:color="000000" w:sz="4" w:space="0"/>
+              <w:right w:val="single" w:color="000000" w:sz="4" w:space="0"/>
             </w:tcBorders>
             <w:vAlign w:val="center"/>
           </w:tcPr>
@@ -591,10 +550,10 @@
           <w:tcPr>
             <w:tcW w:w="4086" w:type="dxa"/>
             <w:tcBorders>
-              <w:top w:val="single" w:sz="4" w:space="0" w:color="000000"/>
-              <w:left w:val="single" w:sz="4" w:space="0" w:color="000000"/>
-              <w:bottom w:val="single" w:sz="4" w:space="0" w:color="000000"/>
-              <w:right w:val="single" w:sz="4" w:space="0" w:color="000000"/>
+              <w:top w:val="single" w:color="000000" w:sz="4" w:space="0"/>
+              <w:left w:val="single" w:color="000000" w:sz="4" w:space="0"/>
+              <w:bottom w:val="single" w:color="000000" w:sz="4" w:space="0"/>
+              <w:right w:val="single" w:color="000000" w:sz="4" w:space="0"/>
             </w:tcBorders>
             <w:vAlign w:val="bottom"/>
           </w:tcPr>
@@ -638,10 +597,10 @@
           <w:tcPr>
             <w:tcW w:w="5905" w:type="dxa"/>
             <w:tcBorders>
-              <w:top w:val="single" w:sz="4" w:space="0" w:color="000000"/>
-              <w:left w:val="single" w:sz="4" w:space="0" w:color="000000"/>
-              <w:bottom w:val="single" w:sz="4" w:space="0" w:color="000000"/>
-              <w:right w:val="single" w:sz="4" w:space="0" w:color="000000"/>
+              <w:top w:val="single" w:color="000000" w:sz="4" w:space="0"/>
+              <w:left w:val="single" w:color="000000" w:sz="4" w:space="0"/>
+              <w:bottom w:val="single" w:color="000000" w:sz="4" w:space="0"/>
+              <w:right w:val="single" w:color="000000" w:sz="4" w:space="0"/>
             </w:tcBorders>
             <w:vAlign w:val="center"/>
           </w:tcPr>
@@ -663,10 +622,10 @@
           <w:tcPr>
             <w:tcW w:w="4086" w:type="dxa"/>
             <w:tcBorders>
-              <w:top w:val="single" w:sz="4" w:space="0" w:color="000000"/>
-              <w:left w:val="single" w:sz="4" w:space="0" w:color="000000"/>
-              <w:bottom w:val="single" w:sz="4" w:space="0" w:color="000000"/>
-              <w:right w:val="single" w:sz="4" w:space="0" w:color="000000"/>
+              <w:top w:val="single" w:color="000000" w:sz="4" w:space="0"/>
+              <w:left w:val="single" w:color="000000" w:sz="4" w:space="0"/>
+              <w:bottom w:val="single" w:color="000000" w:sz="4" w:space="0"/>
+              <w:right w:val="single" w:color="000000" w:sz="4" w:space="0"/>
             </w:tcBorders>
             <w:vAlign w:val="bottom"/>
           </w:tcPr>
@@ -710,10 +669,10 @@
           <w:tcPr>
             <w:tcW w:w="5905" w:type="dxa"/>
             <w:tcBorders>
-              <w:top w:val="single" w:sz="4" w:space="0" w:color="000000"/>
-              <w:left w:val="single" w:sz="4" w:space="0" w:color="000000"/>
-              <w:bottom w:val="single" w:sz="4" w:space="0" w:color="000000"/>
-              <w:right w:val="single" w:sz="4" w:space="0" w:color="000000"/>
+              <w:top w:val="single" w:color="000000" w:sz="4" w:space="0"/>
+              <w:left w:val="single" w:color="000000" w:sz="4" w:space="0"/>
+              <w:bottom w:val="single" w:color="000000" w:sz="4" w:space="0"/>
+              <w:right w:val="single" w:color="000000" w:sz="4" w:space="0"/>
             </w:tcBorders>
             <w:vAlign w:val="center"/>
           </w:tcPr>
@@ -735,10 +694,10 @@
           <w:tcPr>
             <w:tcW w:w="4086" w:type="dxa"/>
             <w:tcBorders>
-              <w:top w:val="single" w:sz="4" w:space="0" w:color="000000"/>
-              <w:left w:val="single" w:sz="4" w:space="0" w:color="000000"/>
-              <w:bottom w:val="single" w:sz="4" w:space="0" w:color="000000"/>
-              <w:right w:val="single" w:sz="4" w:space="0" w:color="000000"/>
+              <w:top w:val="single" w:color="000000" w:sz="4" w:space="0"/>
+              <w:left w:val="single" w:color="000000" w:sz="4" w:space="0"/>
+              <w:bottom w:val="single" w:color="000000" w:sz="4" w:space="0"/>
+              <w:right w:val="single" w:color="000000" w:sz="4" w:space="0"/>
             </w:tcBorders>
             <w:vAlign w:val="bottom"/>
           </w:tcPr>
@@ -768,10 +727,10 @@
           <w:tcPr>
             <w:tcW w:w="5905" w:type="dxa"/>
             <w:tcBorders>
-              <w:top w:val="single" w:sz="4" w:space="0" w:color="000000"/>
-              <w:left w:val="single" w:sz="4" w:space="0" w:color="000000"/>
-              <w:bottom w:val="single" w:sz="4" w:space="0" w:color="000000"/>
-              <w:right w:val="single" w:sz="4" w:space="0" w:color="000000"/>
+              <w:top w:val="single" w:color="000000" w:sz="4" w:space="0"/>
+              <w:left w:val="single" w:color="000000" w:sz="4" w:space="0"/>
+              <w:bottom w:val="single" w:color="000000" w:sz="4" w:space="0"/>
+              <w:right w:val="single" w:color="000000" w:sz="4" w:space="0"/>
             </w:tcBorders>
           </w:tcPr>
           <w:p>
@@ -792,10 +751,10 @@
           <w:tcPr>
             <w:tcW w:w="4086" w:type="dxa"/>
             <w:tcBorders>
-              <w:top w:val="single" w:sz="4" w:space="0" w:color="000000"/>
-              <w:left w:val="single" w:sz="4" w:space="0" w:color="000000"/>
-              <w:bottom w:val="single" w:sz="4" w:space="0" w:color="000000"/>
-              <w:right w:val="single" w:sz="4" w:space="0" w:color="000000"/>
+              <w:top w:val="single" w:color="000000" w:sz="4" w:space="0"/>
+              <w:left w:val="single" w:color="000000" w:sz="4" w:space="0"/>
+              <w:bottom w:val="single" w:color="000000" w:sz="4" w:space="0"/>
+              <w:right w:val="single" w:color="000000" w:sz="4" w:space="0"/>
             </w:tcBorders>
             <w:vAlign w:val="bottom"/>
           </w:tcPr>
@@ -825,10 +784,10 @@
           <w:tcPr>
             <w:tcW w:w="5905" w:type="dxa"/>
             <w:tcBorders>
-              <w:top w:val="single" w:sz="4" w:space="0" w:color="000000"/>
-              <w:left w:val="single" w:sz="4" w:space="0" w:color="000000"/>
-              <w:bottom w:val="single" w:sz="4" w:space="0" w:color="000000"/>
-              <w:right w:val="single" w:sz="4" w:space="0" w:color="000000"/>
+              <w:top w:val="single" w:color="000000" w:sz="4" w:space="0"/>
+              <w:left w:val="single" w:color="000000" w:sz="4" w:space="0"/>
+              <w:bottom w:val="single" w:color="000000" w:sz="4" w:space="0"/>
+              <w:right w:val="single" w:color="000000" w:sz="4" w:space="0"/>
             </w:tcBorders>
             <w:vAlign w:val="center"/>
           </w:tcPr>
@@ -850,10 +809,10 @@
           <w:tcPr>
             <w:tcW w:w="4086" w:type="dxa"/>
             <w:tcBorders>
-              <w:top w:val="single" w:sz="4" w:space="0" w:color="000000"/>
-              <w:left w:val="single" w:sz="4" w:space="0" w:color="000000"/>
-              <w:bottom w:val="single" w:sz="4" w:space="0" w:color="000000"/>
-              <w:right w:val="single" w:sz="4" w:space="0" w:color="000000"/>
+              <w:top w:val="single" w:color="000000" w:sz="4" w:space="0"/>
+              <w:left w:val="single" w:color="000000" w:sz="4" w:space="0"/>
+              <w:bottom w:val="single" w:color="000000" w:sz="4" w:space="0"/>
+              <w:right w:val="single" w:color="000000" w:sz="4" w:space="0"/>
             </w:tcBorders>
             <w:vAlign w:val="bottom"/>
           </w:tcPr>
@@ -883,10 +842,10 @@
           <w:tcPr>
             <w:tcW w:w="5905" w:type="dxa"/>
             <w:tcBorders>
-              <w:top w:val="single" w:sz="4" w:space="0" w:color="000000"/>
-              <w:left w:val="single" w:sz="4" w:space="0" w:color="000000"/>
-              <w:bottom w:val="single" w:sz="4" w:space="0" w:color="000000"/>
-              <w:right w:val="single" w:sz="4" w:space="0" w:color="000000"/>
+              <w:top w:val="single" w:color="000000" w:sz="4" w:space="0"/>
+              <w:left w:val="single" w:color="000000" w:sz="4" w:space="0"/>
+              <w:bottom w:val="single" w:color="000000" w:sz="4" w:space="0"/>
+              <w:right w:val="single" w:color="000000" w:sz="4" w:space="0"/>
             </w:tcBorders>
             <w:vAlign w:val="center"/>
           </w:tcPr>
@@ -908,10 +867,10 @@
           <w:tcPr>
             <w:tcW w:w="4086" w:type="dxa"/>
             <w:tcBorders>
-              <w:top w:val="single" w:sz="4" w:space="0" w:color="000000"/>
-              <w:left w:val="single" w:sz="4" w:space="0" w:color="000000"/>
-              <w:bottom w:val="single" w:sz="4" w:space="0" w:color="000000"/>
-              <w:right w:val="single" w:sz="4" w:space="0" w:color="000000"/>
+              <w:top w:val="single" w:color="000000" w:sz="4" w:space="0"/>
+              <w:left w:val="single" w:color="000000" w:sz="4" w:space="0"/>
+              <w:bottom w:val="single" w:color="000000" w:sz="4" w:space="0"/>
+              <w:right w:val="single" w:color="000000" w:sz="4" w:space="0"/>
             </w:tcBorders>
             <w:vAlign w:val="bottom"/>
           </w:tcPr>
@@ -941,10 +900,10 @@
           <w:tcPr>
             <w:tcW w:w="5905" w:type="dxa"/>
             <w:tcBorders>
-              <w:top w:val="single" w:sz="4" w:space="0" w:color="000000"/>
-              <w:left w:val="single" w:sz="4" w:space="0" w:color="000000"/>
-              <w:bottom w:val="single" w:sz="4" w:space="0" w:color="000000"/>
-              <w:right w:val="single" w:sz="4" w:space="0" w:color="000000"/>
+              <w:top w:val="single" w:color="000000" w:sz="4" w:space="0"/>
+              <w:left w:val="single" w:color="000000" w:sz="4" w:space="0"/>
+              <w:bottom w:val="single" w:color="000000" w:sz="4" w:space="0"/>
+              <w:right w:val="single" w:color="000000" w:sz="4" w:space="0"/>
             </w:tcBorders>
             <w:vAlign w:val="center"/>
           </w:tcPr>
@@ -966,10 +925,10 @@
           <w:tcPr>
             <w:tcW w:w="4086" w:type="dxa"/>
             <w:tcBorders>
-              <w:top w:val="single" w:sz="4" w:space="0" w:color="000000"/>
-              <w:left w:val="single" w:sz="4" w:space="0" w:color="000000"/>
-              <w:bottom w:val="single" w:sz="4" w:space="0" w:color="000000"/>
-              <w:right w:val="single" w:sz="4" w:space="0" w:color="000000"/>
+              <w:top w:val="single" w:color="000000" w:sz="4" w:space="0"/>
+              <w:left w:val="single" w:color="000000" w:sz="4" w:space="0"/>
+              <w:bottom w:val="single" w:color="000000" w:sz="4" w:space="0"/>
+              <w:right w:val="single" w:color="000000" w:sz="4" w:space="0"/>
             </w:tcBorders>
             <w:vAlign w:val="bottom"/>
           </w:tcPr>
@@ -999,10 +958,10 @@
           <w:tcPr>
             <w:tcW w:w="5905" w:type="dxa"/>
             <w:tcBorders>
-              <w:top w:val="single" w:sz="4" w:space="0" w:color="000000"/>
-              <w:left w:val="single" w:sz="4" w:space="0" w:color="000000"/>
-              <w:bottom w:val="single" w:sz="4" w:space="0" w:color="000000"/>
-              <w:right w:val="single" w:sz="4" w:space="0" w:color="000000"/>
+              <w:top w:val="single" w:color="000000" w:sz="4" w:space="0"/>
+              <w:left w:val="single" w:color="000000" w:sz="4" w:space="0"/>
+              <w:bottom w:val="single" w:color="000000" w:sz="4" w:space="0"/>
+              <w:right w:val="single" w:color="000000" w:sz="4" w:space="0"/>
             </w:tcBorders>
             <w:vAlign w:val="center"/>
           </w:tcPr>
@@ -1024,10 +983,10 @@
           <w:tcPr>
             <w:tcW w:w="4086" w:type="dxa"/>
             <w:tcBorders>
-              <w:top w:val="single" w:sz="4" w:space="0" w:color="000000"/>
-              <w:left w:val="single" w:sz="4" w:space="0" w:color="000000"/>
-              <w:bottom w:val="single" w:sz="4" w:space="0" w:color="000000"/>
-              <w:right w:val="single" w:sz="4" w:space="0" w:color="000000"/>
+              <w:top w:val="single" w:color="000000" w:sz="4" w:space="0"/>
+              <w:left w:val="single" w:color="000000" w:sz="4" w:space="0"/>
+              <w:bottom w:val="single" w:color="000000" w:sz="4" w:space="0"/>
+              <w:right w:val="single" w:color="000000" w:sz="4" w:space="0"/>
             </w:tcBorders>
             <w:vAlign w:val="bottom"/>
           </w:tcPr>
@@ -1057,10 +1016,10 @@
           <w:tcPr>
             <w:tcW w:w="5905" w:type="dxa"/>
             <w:tcBorders>
-              <w:top w:val="single" w:sz="4" w:space="0" w:color="000000"/>
-              <w:left w:val="single" w:sz="4" w:space="0" w:color="000000"/>
-              <w:bottom w:val="single" w:sz="4" w:space="0" w:color="000000"/>
-              <w:right w:val="single" w:sz="4" w:space="0" w:color="000000"/>
+              <w:top w:val="single" w:color="000000" w:sz="4" w:space="0"/>
+              <w:left w:val="single" w:color="000000" w:sz="4" w:space="0"/>
+              <w:bottom w:val="single" w:color="000000" w:sz="4" w:space="0"/>
+              <w:right w:val="single" w:color="000000" w:sz="4" w:space="0"/>
             </w:tcBorders>
             <w:vAlign w:val="center"/>
           </w:tcPr>
@@ -1090,10 +1049,10 @@
           <w:tcPr>
             <w:tcW w:w="4086" w:type="dxa"/>
             <w:tcBorders>
-              <w:top w:val="single" w:sz="4" w:space="0" w:color="000000"/>
-              <w:left w:val="single" w:sz="4" w:space="0" w:color="000000"/>
-              <w:bottom w:val="single" w:sz="4" w:space="0" w:color="000000"/>
-              <w:right w:val="single" w:sz="4" w:space="0" w:color="000000"/>
+              <w:top w:val="single" w:color="000000" w:sz="4" w:space="0"/>
+              <w:left w:val="single" w:color="000000" w:sz="4" w:space="0"/>
+              <w:bottom w:val="single" w:color="000000" w:sz="4" w:space="0"/>
+              <w:right w:val="single" w:color="000000" w:sz="4" w:space="0"/>
             </w:tcBorders>
             <w:vAlign w:val="bottom"/>
           </w:tcPr>
@@ -1123,10 +1082,10 @@
           <w:tcPr>
             <w:tcW w:w="5905" w:type="dxa"/>
             <w:tcBorders>
-              <w:top w:val="single" w:sz="4" w:space="0" w:color="000000"/>
-              <w:left w:val="single" w:sz="4" w:space="0" w:color="000000"/>
-              <w:bottom w:val="single" w:sz="4" w:space="0" w:color="000000"/>
-              <w:right w:val="single" w:sz="4" w:space="0" w:color="000000"/>
+              <w:top w:val="single" w:color="000000" w:sz="4" w:space="0"/>
+              <w:left w:val="single" w:color="000000" w:sz="4" w:space="0"/>
+              <w:bottom w:val="single" w:color="000000" w:sz="4" w:space="0"/>
+              <w:right w:val="single" w:color="000000" w:sz="4" w:space="0"/>
             </w:tcBorders>
             <w:vAlign w:val="center"/>
           </w:tcPr>
@@ -1148,10 +1107,10 @@
           <w:tcPr>
             <w:tcW w:w="4086" w:type="dxa"/>
             <w:tcBorders>
-              <w:top w:val="single" w:sz="4" w:space="0" w:color="000000"/>
-              <w:left w:val="single" w:sz="4" w:space="0" w:color="000000"/>
-              <w:bottom w:val="single" w:sz="4" w:space="0" w:color="000000"/>
-              <w:right w:val="single" w:sz="4" w:space="0" w:color="000000"/>
+              <w:top w:val="single" w:color="000000" w:sz="4" w:space="0"/>
+              <w:left w:val="single" w:color="000000" w:sz="4" w:space="0"/>
+              <w:bottom w:val="single" w:color="000000" w:sz="4" w:space="0"/>
+              <w:right w:val="single" w:color="000000" w:sz="4" w:space="0"/>
             </w:tcBorders>
             <w:vAlign w:val="bottom"/>
           </w:tcPr>
@@ -1181,10 +1140,10 @@
           <w:tcPr>
             <w:tcW w:w="5905" w:type="dxa"/>
             <w:tcBorders>
-              <w:top w:val="single" w:sz="4" w:space="0" w:color="000000"/>
-              <w:left w:val="single" w:sz="4" w:space="0" w:color="000000"/>
-              <w:bottom w:val="single" w:sz="4" w:space="0" w:color="000000"/>
-              <w:right w:val="single" w:sz="4" w:space="0" w:color="000000"/>
+              <w:top w:val="single" w:color="000000" w:sz="4" w:space="0"/>
+              <w:left w:val="single" w:color="000000" w:sz="4" w:space="0"/>
+              <w:bottom w:val="single" w:color="000000" w:sz="4" w:space="0"/>
+              <w:right w:val="single" w:color="000000" w:sz="4" w:space="0"/>
             </w:tcBorders>
             <w:vAlign w:val="center"/>
           </w:tcPr>
@@ -1212,10 +1171,10 @@
           <w:tcPr>
             <w:tcW w:w="4086" w:type="dxa"/>
             <w:tcBorders>
-              <w:top w:val="single" w:sz="4" w:space="0" w:color="000000"/>
-              <w:left w:val="single" w:sz="4" w:space="0" w:color="000000"/>
-              <w:bottom w:val="single" w:sz="4" w:space="0" w:color="000000"/>
-              <w:right w:val="single" w:sz="4" w:space="0" w:color="000000"/>
+              <w:top w:val="single" w:color="000000" w:sz="4" w:space="0"/>
+              <w:left w:val="single" w:color="000000" w:sz="4" w:space="0"/>
+              <w:bottom w:val="single" w:color="000000" w:sz="4" w:space="0"/>
+              <w:right w:val="single" w:color="000000" w:sz="4" w:space="0"/>
             </w:tcBorders>
             <w:vAlign w:val="bottom"/>
           </w:tcPr>
@@ -1245,10 +1204,10 @@
           <w:tcPr>
             <w:tcW w:w="5905" w:type="dxa"/>
             <w:tcBorders>
-              <w:top w:val="single" w:sz="4" w:space="0" w:color="000000"/>
-              <w:left w:val="single" w:sz="4" w:space="0" w:color="000000"/>
-              <w:bottom w:val="single" w:sz="4" w:space="0" w:color="000000"/>
-              <w:right w:val="single" w:sz="4" w:space="0" w:color="000000"/>
+              <w:top w:val="single" w:color="000000" w:sz="4" w:space="0"/>
+              <w:left w:val="single" w:color="000000" w:sz="4" w:space="0"/>
+              <w:bottom w:val="single" w:color="000000" w:sz="4" w:space="0"/>
+              <w:right w:val="single" w:color="000000" w:sz="4" w:space="0"/>
             </w:tcBorders>
             <w:vAlign w:val="center"/>
           </w:tcPr>
@@ -1270,10 +1229,10 @@
           <w:tcPr>
             <w:tcW w:w="4086" w:type="dxa"/>
             <w:tcBorders>
-              <w:top w:val="single" w:sz="4" w:space="0" w:color="000000"/>
-              <w:left w:val="single" w:sz="4" w:space="0" w:color="000000"/>
-              <w:bottom w:val="single" w:sz="4" w:space="0" w:color="000000"/>
-              <w:right w:val="single" w:sz="4" w:space="0" w:color="000000"/>
+              <w:top w:val="single" w:color="000000" w:sz="4" w:space="0"/>
+              <w:left w:val="single" w:color="000000" w:sz="4" w:space="0"/>
+              <w:bottom w:val="single" w:color="000000" w:sz="4" w:space="0"/>
+              <w:right w:val="single" w:color="000000" w:sz="4" w:space="0"/>
             </w:tcBorders>
             <w:vAlign w:val="bottom"/>
           </w:tcPr>
@@ -1303,10 +1262,10 @@
           <w:tcPr>
             <w:tcW w:w="5905" w:type="dxa"/>
             <w:tcBorders>
-              <w:top w:val="single" w:sz="4" w:space="0" w:color="000000"/>
-              <w:left w:val="single" w:sz="4" w:space="0" w:color="000000"/>
-              <w:bottom w:val="single" w:sz="4" w:space="0" w:color="000000"/>
-              <w:right w:val="single" w:sz="4" w:space="0" w:color="000000"/>
+              <w:top w:val="single" w:color="000000" w:sz="4" w:space="0"/>
+              <w:left w:val="single" w:color="000000" w:sz="4" w:space="0"/>
+              <w:bottom w:val="single" w:color="000000" w:sz="4" w:space="0"/>
+              <w:right w:val="single" w:color="000000" w:sz="4" w:space="0"/>
             </w:tcBorders>
             <w:vAlign w:val="center"/>
           </w:tcPr>
@@ -1328,10 +1287,10 @@
           <w:tcPr>
             <w:tcW w:w="4086" w:type="dxa"/>
             <w:tcBorders>
-              <w:top w:val="single" w:sz="4" w:space="0" w:color="000000"/>
-              <w:left w:val="single" w:sz="4" w:space="0" w:color="000000"/>
-              <w:bottom w:val="single" w:sz="4" w:space="0" w:color="000000"/>
-              <w:right w:val="single" w:sz="4" w:space="0" w:color="000000"/>
+              <w:top w:val="single" w:color="000000" w:sz="4" w:space="0"/>
+              <w:left w:val="single" w:color="000000" w:sz="4" w:space="0"/>
+              <w:bottom w:val="single" w:color="000000" w:sz="4" w:space="0"/>
+              <w:right w:val="single" w:color="000000" w:sz="4" w:space="0"/>
             </w:tcBorders>
             <w:vAlign w:val="bottom"/>
           </w:tcPr>
@@ -1444,10 +1403,10 @@
           <w:tcPr>
             <w:tcW w:w="10756" w:type="dxa"/>
             <w:tcBorders>
-              <w:top w:val="single" w:sz="4" w:space="0" w:color="000000"/>
-              <w:left w:val="single" w:sz="4" w:space="0" w:color="000000"/>
-              <w:bottom w:val="single" w:sz="4" w:space="0" w:color="000000"/>
-              <w:right w:val="single" w:sz="4" w:space="0" w:color="000000"/>
+              <w:top w:val="single" w:color="000000" w:sz="4" w:space="0"/>
+              <w:left w:val="single" w:color="000000" w:sz="4" w:space="0"/>
+              <w:bottom w:val="single" w:color="000000" w:sz="4" w:space="0"/>
+              <w:right w:val="single" w:color="000000" w:sz="4" w:space="0"/>
             </w:tcBorders>
             <w:shd w:val="clear" w:color="auto" w:fill="FFD966"/>
           </w:tcPr>
@@ -1562,10 +1521,10 @@
           <w:tcPr>
             <w:tcW w:w="10756" w:type="dxa"/>
             <w:tcBorders>
-              <w:top w:val="single" w:sz="4" w:space="0" w:color="000000"/>
-              <w:left w:val="single" w:sz="4" w:space="0" w:color="000000"/>
-              <w:bottom w:val="single" w:sz="4" w:space="0" w:color="000000"/>
-              <w:right w:val="single" w:sz="4" w:space="0" w:color="000000"/>
+              <w:top w:val="single" w:color="000000" w:sz="4" w:space="0"/>
+              <w:left w:val="single" w:color="000000" w:sz="4" w:space="0"/>
+              <w:bottom w:val="single" w:color="000000" w:sz="4" w:space="0"/>
+              <w:right w:val="single" w:color="000000" w:sz="4" w:space="0"/>
             </w:tcBorders>
             <w:shd w:val="clear" w:color="auto" w:fill="FFD966"/>
           </w:tcPr>
@@ -1685,356 +1644,339 @@
         <w:t xml:space="preserve"> </w:t>
       </w:r>
     </w:p>
-    <w:tbl>
+    <w:tbl xmlns:w="http://schemas.openxmlformats.org/wordprocessingml/2006/main">
       <w:tblPr>
-        <w:tblStyle w:val="TableGrid"/>
-        <w:tblW w:w="10691" w:type="dxa"/>
-        <w:tblInd w:w="12" w:type="dxa"/>
+        <w:tblW w:w="10440" w:type="dxa"/>
+        <w:tblInd w:w="0" w:type="dxa"/>
+        <w:tblBorders>
+          <w:top w:val="single" w:sz="6" w:color="000000"/>
+          <w:left w:val="single" w:sz="6" w:color="000000"/>
+          <w:bottom w:val="single" w:sz="6" w:color="000000"/>
+          <w:right w:val="single" w:sz="6" w:color="000000"/>
+          <w:insideH w:val="nil"/>
+          <w:insideV w:val="nil"/>
+        </w:tblBorders>
+        <w:tblLayout w:type="fixed"/>
         <w:tblCellMar>
-          <w:top w:w="73" w:type="dxa"/>
-          <w:right w:w="115" w:type="dxa"/>
+          <w:top w:w="40" w:type="dxa"/>
+          <w:left w:w="60" w:type="dxa"/>
+          <w:bottom w:w="40" w:type="dxa"/>
+          <w:right w:w="60" w:type="dxa"/>
         </w:tblCellMar>
-        <w:tblLook w:val="04A0" w:firstRow="1" w:lastRow="0" w:firstColumn="1" w:lastColumn="0" w:noHBand="0" w:noVBand="1"/>
       </w:tblPr>
       <w:tblGrid>
-        <w:gridCol w:w="2214"/>
-        <w:gridCol w:w="1731"/>
-        <w:gridCol w:w="1805"/>
-        <w:gridCol w:w="1531"/>
-        <w:gridCol w:w="1697"/>
-        <w:gridCol w:w="1713"/>
+        <w:gridCol w:w="1100"/>
+        <w:gridCol w:w="1100"/>
+        <w:gridCol w:w="1200"/>
+        <w:gridCol w:w="1300"/>
+        <w:gridCol w:w="1150"/>
+        <w:gridCol w:w="1100"/>
+        <w:gridCol w:w="1100"/>
+        <w:gridCol w:w="1050"/>
+        <w:gridCol w:w="1340"/>
       </w:tblGrid>
       <w:tr>
         <w:trPr>
-          <w:trHeight w:val="1409"/>
+          <w:cantSplit/>
+          <w:trHeight w:val="840" w:hRule="atLeast"/>
         </w:trPr>
         <w:tc>
           <w:tcPr>
-            <w:tcW w:w="2214" w:type="dxa"/>
-            <w:tcBorders>
-              <w:top w:val="single" w:sz="8" w:space="0" w:color="000000"/>
-              <w:left w:val="single" w:sz="8" w:space="0" w:color="000000"/>
-              <w:bottom w:val="nil"/>
-              <w:right w:val="nil"/>
-            </w:tcBorders>
+            <w:tcW w:w="1100" w:type="dxa"/>
+            <w:shd w:val="clear" w:fill="FFFFFF"/>
             <w:vAlign w:val="center"/>
           </w:tcPr>
           <w:p>
             <w:pPr>
-              <w:ind w:left="778"/>
-              <w:rPr>
-                <w:rFonts w:asciiTheme="majorHAnsi" w:hAnsiTheme="majorHAnsi"/>
-              </w:rPr>
-            </w:pPr>
-            <w:r>
-              <w:rPr>
-                <w:rFonts w:asciiTheme="majorHAnsi" w:hAnsiTheme="majorHAnsi"/>
-                <w:sz w:val="32"/>
-              </w:rPr>
-              <w:t xml:space="preserve">SC </w:t>
-            </w:r>
-          </w:p>
-          <w:p>
-            <w:pPr>
-              <w:ind w:left="276"/>
-              <w:rPr>
-                <w:rFonts w:asciiTheme="majorHAnsi" w:hAnsiTheme="majorHAnsi"/>
-              </w:rPr>
-            </w:pPr>
-            <w:r>
-              <w:rPr>
-                <w:rFonts w:asciiTheme="majorHAnsi" w:hAnsiTheme="majorHAnsi"/>
-              </w:rPr>
-              <w:t>Supreme Court</w:t>
-            </w:r>
-            <w:r>
-              <w:rPr>
-                <w:rFonts w:asciiTheme="majorHAnsi" w:hAnsiTheme="majorHAnsi"/>
-                <w:sz w:val="32"/>
-              </w:rPr>
-              <w:t xml:space="preserve"> </w:t>
-            </w:r>
-          </w:p>
-        </w:tc>
-        <w:tc>
-          <w:tcPr>
-            <w:tcW w:w="1731" w:type="dxa"/>
-            <w:tcBorders>
-              <w:top w:val="single" w:sz="8" w:space="0" w:color="000000"/>
-              <w:left w:val="nil"/>
-              <w:bottom w:val="nil"/>
-              <w:right w:val="nil"/>
-            </w:tcBorders>
+              <w:keepNext/>
+              <w:keepLines/>
+              <w:spacing w:before="0" w:after="0" w:line="240" w:lineRule="auto"/>
+              <w:ind w:left="0" w:right="0" w:firstLine="0"/>
+              <w:jc w:val="center"/>
+            </w:pPr>
+            <w:r>
+              <w:rPr>
+                <w:rFonts w:ascii="Arial" w:hAnsi="Arial" w:cs="Arial"/>
+                <w:b w:val="0"/>
+                <w:color w:val="000000"/>
+                <w:sz w:val="20"/>
+                <w:szCs w:val="20"/>
+              </w:rPr>
+              <w:t>Supreme</w:t>
+              <w:br/>
+              <w:t>Court</w:t>
+            </w:r>
+          </w:p>
+        </w:tc>
+        <w:tc>
+          <w:tcPr>
+            <w:tcW w:w="1100" w:type="dxa"/>
+            <w:shd w:val="clear" w:fill="FFFFFF"/>
             <w:vAlign w:val="center"/>
           </w:tcPr>
           <w:p>
             <w:pPr>
-              <w:ind w:left="326"/>
-              <w:rPr>
-                <w:rFonts w:asciiTheme="majorHAnsi" w:hAnsiTheme="majorHAnsi"/>
-              </w:rPr>
-            </w:pPr>
-            <w:r>
-              <w:rPr>
-                <w:rFonts w:asciiTheme="majorHAnsi" w:hAnsiTheme="majorHAnsi"/>
-                <w:sz w:val="32"/>
-              </w:rPr>
-              <w:t xml:space="preserve">HC </w:t>
-            </w:r>
-          </w:p>
-          <w:p>
-            <w:pPr>
-              <w:rPr>
-                <w:rFonts w:asciiTheme="majorHAnsi" w:hAnsiTheme="majorHAnsi"/>
-              </w:rPr>
-            </w:pPr>
-            <w:r>
-              <w:rPr>
-                <w:rFonts w:asciiTheme="majorHAnsi" w:hAnsiTheme="majorHAnsi"/>
-                <w:sz w:val="24"/>
+              <w:keepNext/>
+              <w:keepLines/>
+              <w:spacing w:before="0" w:after="0" w:line="240" w:lineRule="auto"/>
+              <w:ind w:left="0" w:right="0" w:firstLine="0"/>
+              <w:jc w:val="center"/>
+            </w:pPr>
+            <w:r>
+              <w:rPr>
+                <w:rFonts w:ascii="Arial" w:hAnsi="Arial" w:cs="Arial"/>
+                <w:b w:val="0"/>
+                <w:color w:val="000000"/>
+                <w:sz w:val="20"/>
+                <w:szCs w:val="20"/>
               </w:rPr>
               <w:t>High Court</w:t>
             </w:r>
-            <w:r>
-              <w:rPr>
-                <w:rFonts w:asciiTheme="majorHAnsi" w:hAnsiTheme="majorHAnsi"/>
-                <w:sz w:val="32"/>
-              </w:rPr>
-              <w:t xml:space="preserve"> </w:t>
-            </w:r>
-          </w:p>
-        </w:tc>
-        <w:tc>
-          <w:tcPr>
-            <w:tcW w:w="1805" w:type="dxa"/>
-            <w:tcBorders>
-              <w:top w:val="single" w:sz="8" w:space="0" w:color="000000"/>
-              <w:left w:val="nil"/>
-              <w:bottom w:val="nil"/>
-              <w:right w:val="nil"/>
-            </w:tcBorders>
+          </w:p>
+        </w:tc>
+        <w:tc>
+          <w:tcPr>
+            <w:tcW w:w="1200" w:type="dxa"/>
+            <w:shd w:val="clear" w:fill="FFFFFF"/>
             <w:vAlign w:val="center"/>
           </w:tcPr>
           <w:p>
             <w:pPr>
-              <w:ind w:left="451"/>
-              <w:rPr>
-                <w:rFonts w:asciiTheme="majorHAnsi" w:hAnsiTheme="majorHAnsi"/>
-              </w:rPr>
-            </w:pPr>
-            <w:r>
-              <w:rPr>
-                <w:rFonts w:asciiTheme="majorHAnsi" w:hAnsiTheme="majorHAnsi"/>
-                <w:sz w:val="32"/>
-              </w:rPr>
-              <w:t xml:space="preserve">DC </w:t>
-            </w:r>
-          </w:p>
-          <w:p>
-            <w:pPr>
-              <w:rPr>
-                <w:rFonts w:asciiTheme="majorHAnsi" w:hAnsiTheme="majorHAnsi"/>
-              </w:rPr>
-            </w:pPr>
-            <w:r>
-              <w:rPr>
-                <w:rFonts w:asciiTheme="majorHAnsi" w:hAnsiTheme="majorHAnsi"/>
-                <w:sz w:val="24"/>
-              </w:rPr>
-              <w:t>District Court</w:t>
-            </w:r>
-            <w:r>
-              <w:rPr>
-                <w:rFonts w:asciiTheme="majorHAnsi" w:hAnsiTheme="majorHAnsi"/>
-                <w:sz w:val="32"/>
-              </w:rPr>
-              <w:t xml:space="preserve"> </w:t>
-            </w:r>
-          </w:p>
-        </w:tc>
-        <w:tc>
-          <w:tcPr>
-            <w:tcW w:w="1531" w:type="dxa"/>
-            <w:tcBorders>
-              <w:top w:val="single" w:sz="8" w:space="0" w:color="000000"/>
-              <w:left w:val="nil"/>
-              <w:bottom w:val="nil"/>
-              <w:right w:val="nil"/>
-            </w:tcBorders>
-          </w:tcPr>
-          <w:p>
-            <w:pPr>
-              <w:ind w:left="19"/>
+              <w:keepNext/>
+              <w:keepLines/>
+              <w:spacing w:before="0" w:after="0" w:line="240" w:lineRule="auto"/>
+              <w:ind w:left="0" w:right="0" w:firstLine="0"/>
               <w:jc w:val="center"/>
-              <w:rPr>
-                <w:rFonts w:asciiTheme="majorHAnsi" w:hAnsiTheme="majorHAnsi"/>
-              </w:rPr>
-            </w:pPr>
-            <w:r>
-              <w:rPr>
-                <w:rFonts w:asciiTheme="majorHAnsi" w:hAnsiTheme="majorHAnsi"/>
-                <w:sz w:val="32"/>
-              </w:rPr>
-              <w:t xml:space="preserve"> </w:t>
-            </w:r>
-          </w:p>
-          <w:p>
-            <w:pPr>
-              <w:ind w:left="194" w:firstLine="319"/>
-              <w:rPr>
-                <w:rFonts w:asciiTheme="majorHAnsi" w:hAnsiTheme="majorHAnsi"/>
-              </w:rPr>
-            </w:pPr>
-            <w:r>
-              <w:rPr>
-                <w:rFonts w:asciiTheme="majorHAnsi" w:hAnsiTheme="majorHAnsi"/>
-                <w:sz w:val="32"/>
-              </w:rPr>
-              <w:t xml:space="preserve">CC </w:t>
-            </w:r>
-            <w:r>
-              <w:rPr>
-                <w:rFonts w:asciiTheme="majorHAnsi" w:hAnsiTheme="majorHAnsi"/>
-                <w:sz w:val="24"/>
-              </w:rPr>
-              <w:t>Consumer Court</w:t>
-            </w:r>
-            <w:r>
-              <w:rPr>
-                <w:rFonts w:asciiTheme="majorHAnsi" w:hAnsiTheme="majorHAnsi"/>
-                <w:sz w:val="32"/>
-              </w:rPr>
-              <w:t xml:space="preserve"> </w:t>
-            </w:r>
-          </w:p>
-        </w:tc>
-        <w:tc>
-          <w:tcPr>
-            <w:tcW w:w="1697" w:type="dxa"/>
-            <w:tcBorders>
-              <w:top w:val="single" w:sz="8" w:space="0" w:color="000000"/>
-              <w:left w:val="nil"/>
-              <w:bottom w:val="nil"/>
-              <w:right w:val="nil"/>
-            </w:tcBorders>
+            </w:pPr>
+            <w:r>
+              <w:rPr>
+                <w:rFonts w:ascii="Arial" w:hAnsi="Arial" w:cs="Arial"/>
+                <w:b w:val="0"/>
+                <w:color w:val="000000"/>
+                <w:sz w:val="20"/>
+                <w:szCs w:val="20"/>
+              </w:rPr>
+              <w:t>District</w:t>
+              <w:br/>
+              <w:t>Court</w:t>
+            </w:r>
+          </w:p>
+        </w:tc>
+        <w:tc>
+          <w:tcPr>
+            <w:tcW w:w="1300" w:type="dxa"/>
+            <w:shd w:val="clear" w:fill="FFFFFF"/>
             <w:vAlign w:val="center"/>
           </w:tcPr>
           <w:p>
             <w:pPr>
-              <w:ind w:left="37"/>
+              <w:keepNext/>
+              <w:keepLines/>
+              <w:spacing w:before="0" w:after="0" w:line="240" w:lineRule="auto"/>
+              <w:ind w:left="0" w:right="0" w:firstLine="0"/>
               <w:jc w:val="center"/>
-              <w:rPr>
-                <w:rFonts w:asciiTheme="majorHAnsi" w:hAnsiTheme="majorHAnsi"/>
-              </w:rPr>
-            </w:pPr>
-            <w:r>
-              <w:rPr>
-                <w:rFonts w:asciiTheme="majorHAnsi" w:hAnsiTheme="majorHAnsi"/>
-                <w:sz w:val="32"/>
-              </w:rPr>
-              <w:t xml:space="preserve">ITAT/ CESTAT </w:t>
-            </w:r>
-          </w:p>
-        </w:tc>
-        <w:tc>
-          <w:tcPr>
-            <w:tcW w:w="1713" w:type="dxa"/>
-            <w:tcBorders>
-              <w:top w:val="single" w:sz="8" w:space="0" w:color="000000"/>
-              <w:left w:val="nil"/>
-              <w:bottom w:val="nil"/>
-              <w:right w:val="single" w:sz="4" w:space="0" w:color="000000"/>
-            </w:tcBorders>
+            </w:pPr>
+            <w:r>
+              <w:rPr>
+                <w:rFonts w:ascii="Arial" w:hAnsi="Arial" w:cs="Arial"/>
+                <w:b w:val="0"/>
+                <w:color w:val="000000"/>
+                <w:sz w:val="20"/>
+                <w:szCs w:val="20"/>
+              </w:rPr>
+              <w:t>Consumer</w:t>
+              <w:br/>
+              <w:t>Court</w:t>
+            </w:r>
+          </w:p>
+        </w:tc>
+        <w:tc>
+          <w:tcPr>
+            <w:tcW w:w="1150" w:type="dxa"/>
+            <w:shd w:val="clear" w:fill="FFFFFF"/>
             <w:vAlign w:val="center"/>
           </w:tcPr>
           <w:p>
             <w:pPr>
-              <w:ind w:left="117"/>
+              <w:keepNext/>
+              <w:keepLines/>
+              <w:spacing w:before="0" w:after="0" w:line="240" w:lineRule="auto"/>
+              <w:ind w:left="0" w:right="0" w:firstLine="0"/>
               <w:jc w:val="center"/>
-              <w:rPr>
-                <w:rFonts w:asciiTheme="majorHAnsi" w:hAnsiTheme="majorHAnsi"/>
-              </w:rPr>
-            </w:pPr>
-            <w:r>
-              <w:rPr>
-                <w:rFonts w:asciiTheme="majorHAnsi" w:hAnsiTheme="majorHAnsi"/>
-                <w:sz w:val="32"/>
-              </w:rPr>
-              <w:t>*</w:t>
-            </w:r>
-            <w:r>
-              <w:rPr>
-                <w:rFonts w:asciiTheme="majorHAnsi" w:hAnsiTheme="majorHAnsi"/>
-                <w:sz w:val="32"/>
-              </w:rPr>
-              <w:t xml:space="preserve">Others </w:t>
+            </w:pPr>
+            <w:r>
+              <w:rPr>
+                <w:rFonts w:ascii="Arial" w:hAnsi="Arial" w:cs="Arial"/>
+                <w:b w:val="0"/>
+                <w:color w:val="000000"/>
+                <w:sz w:val="20"/>
+                <w:szCs w:val="20"/>
+              </w:rPr>
+              <w:t>ITAT/</w:t>
+              <w:br/>
+              <w:t>CESTAT</w:t>
+            </w:r>
+          </w:p>
+        </w:tc>
+        <w:tc>
+          <w:tcPr>
+            <w:tcW w:w="1100" w:type="dxa"/>
+            <w:shd w:val="clear" w:fill="FFFFFF"/>
+            <w:vAlign w:val="center"/>
+          </w:tcPr>
+          <w:p>
+            <w:pPr>
+              <w:keepNext/>
+              <w:keepLines/>
+              <w:spacing w:before="0" w:after="0" w:line="240" w:lineRule="auto"/>
+              <w:ind w:left="0" w:right="0" w:firstLine="0"/>
+              <w:jc w:val="center"/>
+            </w:pPr>
+            <w:r>
+              <w:rPr>
+                <w:rFonts w:ascii="Arial" w:hAnsi="Arial" w:cs="Arial"/>
+                <w:b w:val="0"/>
+                <w:color w:val="000000"/>
+                <w:sz w:val="20"/>
+                <w:szCs w:val="20"/>
+              </w:rPr>
+              <w:t>NCLT/</w:t>
+              <w:br/>
+              <w:t>NCLAT</w:t>
+            </w:r>
+          </w:p>
+        </w:tc>
+        <w:tc>
+          <w:tcPr>
+            <w:tcW w:w="1100" w:type="dxa"/>
+            <w:shd w:val="clear" w:fill="FFFFFF"/>
+            <w:vAlign w:val="center"/>
+          </w:tcPr>
+          <w:p>
+            <w:pPr>
+              <w:keepNext/>
+              <w:keepLines/>
+              <w:spacing w:before="0" w:after="0" w:line="240" w:lineRule="auto"/>
+              <w:ind w:left="0" w:right="0" w:firstLine="0"/>
+              <w:jc w:val="center"/>
+            </w:pPr>
+            <w:r>
+              <w:rPr>
+                <w:rFonts w:ascii="Arial" w:hAnsi="Arial" w:cs="Arial"/>
+                <w:b w:val="0"/>
+                <w:color w:val="000000"/>
+                <w:sz w:val="20"/>
+                <w:szCs w:val="20"/>
+              </w:rPr>
+              <w:t>DRT/</w:t>
+              <w:br/>
+              <w:t>DRAT</w:t>
+            </w:r>
+          </w:p>
+        </w:tc>
+        <w:tc>
+          <w:tcPr>
+            <w:tcW w:w="1050" w:type="dxa"/>
+            <w:shd w:val="clear" w:fill="FFFFFF"/>
+            <w:vAlign w:val="center"/>
+          </w:tcPr>
+          <w:p>
+            <w:pPr>
+              <w:keepNext/>
+              <w:keepLines/>
+              <w:spacing w:before="0" w:after="0" w:line="240" w:lineRule="auto"/>
+              <w:ind w:left="0" w:right="0" w:firstLine="0"/>
+              <w:jc w:val="center"/>
+            </w:pPr>
+            <w:r>
+              <w:rPr>
+                <w:rFonts w:ascii="Arial" w:hAnsi="Arial" w:cs="Arial"/>
+                <w:b w:val="0"/>
+                <w:color w:val="000000"/>
+                <w:sz w:val="20"/>
+                <w:szCs w:val="20"/>
+              </w:rPr>
+              <w:t>RERA</w:t>
+            </w:r>
+          </w:p>
+        </w:tc>
+        <w:tc>
+          <w:tcPr>
+            <w:tcW w:w="1340" w:type="dxa"/>
+            <w:shd w:val="clear" w:fill="FFFFFF"/>
+            <w:vAlign w:val="center"/>
+          </w:tcPr>
+          <w:p>
+            <w:pPr>
+              <w:keepNext/>
+              <w:keepLines/>
+              <w:spacing w:before="0" w:after="0" w:line="240" w:lineRule="auto"/>
+              <w:ind w:left="0" w:right="0" w:firstLine="0"/>
+              <w:jc w:val="center"/>
+            </w:pPr>
+            <w:r>
+              <w:rPr>
+                <w:rFonts w:ascii="Arial" w:hAnsi="Arial" w:cs="Arial"/>
+                <w:b w:val="0"/>
+                <w:color w:val="000000"/>
+                <w:sz w:val="20"/>
+                <w:szCs w:val="20"/>
+              </w:rPr>
+              <w:t>NGT/Others</w:t>
             </w:r>
           </w:p>
         </w:tc>
       </w:tr>
       <w:tr>
         <w:trPr>
-          <w:trHeight w:val="643"/>
+          <w:cantSplit/>
+          <w:trHeight w:val="480" w:hRule="atLeast"/>
         </w:trPr>
         <w:tc>
           <w:tcPr>
-            <w:tcW w:w="2214" w:type="dxa"/>
-            <w:tcBorders>
-              <w:top w:val="nil"/>
-              <w:left w:val="single" w:sz="8" w:space="0" w:color="000000"/>
-              <w:bottom w:val="single" w:sz="8" w:space="0" w:color="000000"/>
-              <w:right w:val="nil"/>
-            </w:tcBorders>
-            <w:shd w:val="clear" w:color="auto" w:fill="C5E0B3"/>
+            <w:tcW w:w="1100" w:type="dxa"/>
+            <w:shd w:val="clear" w:fill="D3D3D3"/>
             <w:vAlign w:val="center"/>
           </w:tcPr>
           <w:p>
             <w:pPr>
-              <w:ind w:right="158"/>
+              <w:keepLines/>
+              <w:spacing w:before="0" w:after="0" w:line="240" w:lineRule="auto"/>
+              <w:ind w:left="0" w:right="0" w:firstLine="0"/>
               <w:jc w:val="center"/>
-              <w:rPr>
-                <w:rFonts w:asciiTheme="majorHAnsi" w:hAnsiTheme="majorHAnsi"/>
-              </w:rPr>
-            </w:pPr>
-            <w:r>
-              <w:rPr>
-                <w:rFonts w:asciiTheme="majorHAnsi" w:hAnsiTheme="majorHAnsi"/>
-                <w:sz w:val="32"/>
+            </w:pPr>
+            <w:r>
+              <w:rPr>
+                <w:rFonts w:ascii="Arial" w:hAnsi="Arial" w:cs="Arial"/>
+                <w:b w:val="0"/>
+                <w:color w:val="000000"/>
+                <w:sz w:val="18"/>
+                <w:szCs w:val="18"/>
               </w:rPr>
               <w:t>0</w:t>
             </w:r>
-            <w:r>
-              <w:rPr>
-                <w:rFonts w:asciiTheme="majorHAnsi" w:hAnsiTheme="majorHAnsi"/>
-                <w:sz w:val="32"/>
-              </w:rPr>
-              <w:t xml:space="preserve"> </w:t>
-            </w:r>
-          </w:p>
-        </w:tc>
-        <w:tc>
-          <w:tcPr>
-            <w:tcW w:w="1731" w:type="dxa"/>
-            <w:tcBorders>
-              <w:top w:val="nil"/>
-              <w:left w:val="nil"/>
-              <w:bottom w:val="single" w:sz="8" w:space="0" w:color="000000"/>
-              <w:right w:val="nil"/>
-            </w:tcBorders>
-            <w:shd w:val="clear" w:color="auto" w:fill="C5E0B3"/>
+          </w:p>
+        </w:tc>
+        <w:tc>
+          <w:tcPr>
+            <w:tcW w:w="1100" w:type="dxa"/>
+            <w:shd w:val="clear" w:fill="D3D3D3"/>
             <w:vAlign w:val="center"/>
           </w:tcPr>
           <w:p>
             <w:pPr>
-              <w:ind w:left="506"/>
-              <w:rPr>
-                <w:rFonts w:asciiTheme="majorHAnsi" w:hAnsiTheme="majorHAnsi"/>
-              </w:rPr>
-            </w:pPr>
-            <w:r>
-              <w:rPr>
-                <w:rFonts w:asciiTheme="majorHAnsi" w:hAnsiTheme="majorHAnsi"/>
-                <w:sz w:val="32"/>
+              <w:keepLines/>
+              <w:spacing w:before="0" w:after="0" w:line="240" w:lineRule="auto"/>
+              <w:ind w:left="0" w:right="0" w:firstLine="0"/>
+              <w:jc w:val="center"/>
+            </w:pPr>
+            <w:r>
+              <w:rPr>
+                <w:rFonts w:ascii="Arial" w:hAnsi="Arial" w:cs="Arial"/>
+                <w:b w:val="0"/>
+                <w:color w:val="000000"/>
+                <w:sz w:val="18"/>
+                <w:szCs w:val="18"/>
               </w:rPr>
               <w:t>0</w:t>
             </w:r>
@@ -2042,27 +1984,24 @@
         </w:tc>
         <w:tc>
           <w:tcPr>
-            <w:tcW w:w="1805" w:type="dxa"/>
-            <w:tcBorders>
-              <w:top w:val="nil"/>
-              <w:left w:val="nil"/>
-              <w:bottom w:val="single" w:sz="8" w:space="0" w:color="000000"/>
-              <w:right w:val="nil"/>
-            </w:tcBorders>
-            <w:shd w:val="clear" w:color="auto" w:fill="C5E0B3"/>
+            <w:tcW w:w="1200" w:type="dxa"/>
+            <w:shd w:val="clear" w:fill="D3D3D3"/>
             <w:vAlign w:val="center"/>
           </w:tcPr>
           <w:p>
             <w:pPr>
-              <w:ind w:left="629"/>
-              <w:rPr>
-                <w:rFonts w:asciiTheme="majorHAnsi" w:hAnsiTheme="majorHAnsi"/>
-              </w:rPr>
-            </w:pPr>
-            <w:r>
-              <w:rPr>
-                <w:rFonts w:asciiTheme="majorHAnsi" w:hAnsiTheme="majorHAnsi"/>
-                <w:sz w:val="32"/>
+              <w:keepLines/>
+              <w:spacing w:before="0" w:after="0" w:line="240" w:lineRule="auto"/>
+              <w:ind w:left="0" w:right="0" w:firstLine="0"/>
+              <w:jc w:val="center"/>
+            </w:pPr>
+            <w:r>
+              <w:rPr>
+                <w:rFonts w:ascii="Arial" w:hAnsi="Arial" w:cs="Arial"/>
+                <w:b w:val="0"/>
+                <w:color w:val="000000"/>
+                <w:sz w:val="18"/>
+                <w:szCs w:val="18"/>
               </w:rPr>
               <w:t>0</w:t>
             </w:r>
@@ -2070,35 +2009,24 @@
         </w:tc>
         <w:tc>
           <w:tcPr>
-            <w:tcW w:w="1531" w:type="dxa"/>
-            <w:tcBorders>
-              <w:top w:val="nil"/>
-              <w:left w:val="nil"/>
-              <w:bottom w:val="single" w:sz="8" w:space="0" w:color="000000"/>
-              <w:right w:val="nil"/>
-            </w:tcBorders>
-            <w:shd w:val="clear" w:color="auto" w:fill="C5E0B3"/>
+            <w:tcW w:w="1300" w:type="dxa"/>
+            <w:shd w:val="clear" w:fill="D3D3D3"/>
             <w:vAlign w:val="center"/>
           </w:tcPr>
           <w:p>
             <w:pPr>
-              <w:ind w:left="19"/>
+              <w:keepLines/>
+              <w:spacing w:before="0" w:after="0" w:line="240" w:lineRule="auto"/>
+              <w:ind w:left="0" w:right="0" w:firstLine="0"/>
               <w:jc w:val="center"/>
-              <w:rPr>
-                <w:rFonts w:asciiTheme="majorHAnsi" w:hAnsiTheme="majorHAnsi"/>
-              </w:rPr>
-            </w:pPr>
-            <w:r>
-              <w:rPr>
-                <w:rFonts w:asciiTheme="majorHAnsi" w:hAnsiTheme="majorHAnsi"/>
-                <w:sz w:val="32"/>
-              </w:rPr>
-              <w:t xml:space="preserve"> </w:t>
-            </w:r>
-            <w:r>
-              <w:rPr>
-                <w:rFonts w:asciiTheme="majorHAnsi" w:hAnsiTheme="majorHAnsi"/>
-                <w:sz w:val="32"/>
+            </w:pPr>
+            <w:r>
+              <w:rPr>
+                <w:rFonts w:ascii="Arial" w:hAnsi="Arial" w:cs="Arial"/>
+                <w:b w:val="0"/>
+                <w:color w:val="000000"/>
+                <w:sz w:val="18"/>
+                <w:szCs w:val="18"/>
               </w:rPr>
               <w:t>0</w:t>
             </w:r>
@@ -2106,28 +2034,24 @@
         </w:tc>
         <w:tc>
           <w:tcPr>
-            <w:tcW w:w="1697" w:type="dxa"/>
-            <w:tcBorders>
-              <w:top w:val="nil"/>
-              <w:left w:val="nil"/>
-              <w:bottom w:val="single" w:sz="8" w:space="0" w:color="000000"/>
-              <w:right w:val="nil"/>
-            </w:tcBorders>
-            <w:shd w:val="clear" w:color="auto" w:fill="C6E0B4"/>
+            <w:tcW w:w="1150" w:type="dxa"/>
+            <w:shd w:val="clear" w:fill="D3D3D3"/>
             <w:vAlign w:val="center"/>
           </w:tcPr>
           <w:p>
             <w:pPr>
-              <w:ind w:left="186"/>
+              <w:keepLines/>
+              <w:spacing w:before="0" w:after="0" w:line="240" w:lineRule="auto"/>
+              <w:ind w:left="0" w:right="0" w:firstLine="0"/>
               <w:jc w:val="center"/>
-              <w:rPr>
-                <w:rFonts w:asciiTheme="majorHAnsi" w:hAnsiTheme="majorHAnsi"/>
-              </w:rPr>
-            </w:pPr>
-            <w:r>
-              <w:rPr>
-                <w:rFonts w:asciiTheme="majorHAnsi" w:hAnsiTheme="majorHAnsi"/>
-                <w:sz w:val="32"/>
+            </w:pPr>
+            <w:r>
+              <w:rPr>
+                <w:rFonts w:ascii="Arial" w:hAnsi="Arial" w:cs="Arial"/>
+                <w:b w:val="0"/>
+                <w:color w:val="000000"/>
+                <w:sz w:val="18"/>
+                <w:szCs w:val="18"/>
               </w:rPr>
               <w:t>0</w:t>
             </w:r>
@@ -2135,37 +2059,101 @@
         </w:tc>
         <w:tc>
           <w:tcPr>
-            <w:tcW w:w="1713" w:type="dxa"/>
-            <w:tcBorders>
-              <w:top w:val="nil"/>
-              <w:left w:val="nil"/>
-              <w:bottom w:val="single" w:sz="8" w:space="0" w:color="000000"/>
-              <w:right w:val="single" w:sz="4" w:space="0" w:color="000000"/>
-            </w:tcBorders>
-            <w:shd w:val="clear" w:color="auto" w:fill="C5E0B3"/>
+            <w:tcW w:w="1100" w:type="dxa"/>
+            <w:shd w:val="clear" w:fill="D3D3D3"/>
             <w:vAlign w:val="center"/>
           </w:tcPr>
           <w:p>
             <w:pPr>
-              <w:ind w:left="188"/>
+              <w:keepLines/>
+              <w:spacing w:before="0" w:after="0" w:line="240" w:lineRule="auto"/>
+              <w:ind w:left="0" w:right="0" w:firstLine="0"/>
               <w:jc w:val="center"/>
-              <w:rPr>
-                <w:rFonts w:asciiTheme="majorHAnsi" w:hAnsiTheme="majorHAnsi"/>
-              </w:rPr>
-            </w:pPr>
-            <w:r>
-              <w:rPr>
-                <w:rFonts w:asciiTheme="majorHAnsi" w:hAnsiTheme="majorHAnsi"/>
-                <w:sz w:val="32"/>
+            </w:pPr>
+            <w:r>
+              <w:rPr>
+                <w:rFonts w:ascii="Arial" w:hAnsi="Arial" w:cs="Arial"/>
+                <w:b w:val="0"/>
+                <w:color w:val="000000"/>
+                <w:sz w:val="18"/>
+                <w:szCs w:val="18"/>
               </w:rPr>
               <w:t>0</w:t>
             </w:r>
-            <w:r>
-              <w:rPr>
-                <w:rFonts w:asciiTheme="majorHAnsi" w:hAnsiTheme="majorHAnsi"/>
-                <w:sz w:val="32"/>
-              </w:rPr>
-              <w:t xml:space="preserve"> </w:t>
+          </w:p>
+        </w:tc>
+        <w:tc>
+          <w:tcPr>
+            <w:tcW w:w="1100" w:type="dxa"/>
+            <w:shd w:val="clear" w:fill="D3D3D3"/>
+            <w:vAlign w:val="center"/>
+          </w:tcPr>
+          <w:p>
+            <w:pPr>
+              <w:keepLines/>
+              <w:spacing w:before="0" w:after="0" w:line="240" w:lineRule="auto"/>
+              <w:ind w:left="0" w:right="0" w:firstLine="0"/>
+              <w:jc w:val="center"/>
+            </w:pPr>
+            <w:r>
+              <w:rPr>
+                <w:rFonts w:ascii="Arial" w:hAnsi="Arial" w:cs="Arial"/>
+                <w:b w:val="0"/>
+                <w:color w:val="000000"/>
+                <w:sz w:val="18"/>
+                <w:szCs w:val="18"/>
+              </w:rPr>
+              <w:t>0</w:t>
+            </w:r>
+          </w:p>
+        </w:tc>
+        <w:tc>
+          <w:tcPr>
+            <w:tcW w:w="1050" w:type="dxa"/>
+            <w:shd w:val="clear" w:fill="D3D3D3"/>
+            <w:vAlign w:val="center"/>
+          </w:tcPr>
+          <w:p>
+            <w:pPr>
+              <w:keepLines/>
+              <w:spacing w:before="0" w:after="0" w:line="240" w:lineRule="auto"/>
+              <w:ind w:left="0" w:right="0" w:firstLine="0"/>
+              <w:jc w:val="center"/>
+            </w:pPr>
+            <w:r>
+              <w:rPr>
+                <w:rFonts w:ascii="Arial" w:hAnsi="Arial" w:cs="Arial"/>
+                <w:b w:val="0"/>
+                <w:color w:val="000000"/>
+                <w:sz w:val="18"/>
+                <w:szCs w:val="18"/>
+              </w:rPr>
+              <w:t>0</w:t>
+            </w:r>
+          </w:p>
+        </w:tc>
+        <w:tc>
+          <w:tcPr>
+            <w:tcW w:w="1340" w:type="dxa"/>
+            <w:shd w:val="clear" w:fill="D3D3D3"/>
+            <w:vAlign w:val="center"/>
+          </w:tcPr>
+          <w:p>
+            <w:pPr>
+              <w:keepLines/>
+              <w:spacing w:before="0" w:after="0" w:line="240" w:lineRule="auto"/>
+              <w:ind w:left="0" w:right="0" w:firstLine="0"/>
+              <w:jc w:val="center"/>
+            </w:pPr>
+            <w:r>
+              <w:rPr>
+                <w:rFonts w:ascii="Arial" w:hAnsi="Arial" w:cs="Arial"/>
+                <w:b w:val="0"/>
+                <w:color w:val="000000"/>
+                <w:sz w:val="18"/>
+                <w:szCs w:val="18"/>
+              </w:rPr>
+              <w:t>0</w:t>
             </w:r>
           </w:p>
         </w:tc>
@@ -2183,7 +2171,7 @@
           <w:rFonts w:asciiTheme="majorHAnsi" w:hAnsiTheme="majorHAnsi"/>
           <w:sz w:val="20"/>
         </w:rPr>
-        <w:t>*Others include cases from NCLT, NCLAT and DRT</w:t>
+        <w:t>*Others include cases from SEBI/SAT, APTEL, and IPAB.</w:t>
       </w:r>
     </w:p>
     <w:p>
@@ -2232,10 +2220,10 @@
           <w:tcPr>
             <w:tcW w:w="2242" w:type="dxa"/>
             <w:tcBorders>
-              <w:top w:val="single" w:sz="8" w:space="0" w:color="000000"/>
-              <w:left w:val="single" w:sz="8" w:space="0" w:color="000000"/>
+              <w:top w:val="single" w:color="000000" w:sz="8" w:space="0"/>
+              <w:left w:val="single" w:color="000000" w:sz="8" w:space="0"/>
               <w:bottom w:val="nil"/>
-              <w:right w:val="single" w:sz="8" w:space="0" w:color="000000"/>
+              <w:right w:val="single" w:color="000000" w:sz="8" w:space="0"/>
             </w:tcBorders>
             <w:vAlign w:val="bottom"/>
           </w:tcPr>
@@ -2295,9 +2283,9 @@
             <w:tcW w:w="2242" w:type="dxa"/>
             <w:tcBorders>
               <w:top w:val="nil"/>
-              <w:left w:val="single" w:sz="8" w:space="0" w:color="000000"/>
-              <w:bottom w:val="single" w:sz="8" w:space="0" w:color="000000"/>
-              <w:right w:val="single" w:sz="8" w:space="0" w:color="000000"/>
+              <w:left w:val="single" w:color="000000" w:sz="8" w:space="0"/>
+              <w:bottom w:val="single" w:color="000000" w:sz="8" w:space="0"/>
+              <w:right w:val="single" w:color="000000" w:sz="8" w:space="0"/>
             </w:tcBorders>
             <w:shd w:val="clear" w:color="auto" w:fill="FF9933"/>
           </w:tcPr>
@@ -2769,10 +2757,10 @@
           <w:tcPr>
             <w:tcW w:w="571" w:type="dxa"/>
             <w:tcBorders>
-              <w:top w:val="single" w:sz="12" w:space="0" w:color="8EAADB"/>
+              <w:top w:val="single" w:color="8EAADB" w:sz="12" w:space="0"/>
               <w:left w:val="nil"/>
-              <w:bottom w:val="single" w:sz="12" w:space="0" w:color="8EAADB"/>
-              <w:right w:val="single" w:sz="2" w:space="0" w:color="8EAADB"/>
+              <w:bottom w:val="single" w:color="8EAADB" w:sz="12" w:space="0"/>
+              <w:right w:val="single" w:color="8EAADB" w:sz="2" w:space="0"/>
             </w:tcBorders>
             <w:shd w:val="clear" w:color="auto" w:fill="D9E2F3"/>
             <w:vAlign w:val="bottom"/>
@@ -2781,14 +2769,14 @@
             <w:pPr>
               <w:jc w:val="center"/>
               <w:rPr>
-                <w:rFonts w:asciiTheme="majorHAnsi" w:eastAsia="Times New Roman" w:hAnsiTheme="majorHAnsi" w:cstheme="majorHAnsi"/>
+                <w:rFonts w:eastAsia="Times New Roman" w:asciiTheme="majorHAnsi" w:hAnsiTheme="majorHAnsi" w:cstheme="majorHAnsi"/>
                 <w:sz w:val="20"/>
                 <w:szCs w:val="20"/>
               </w:rPr>
             </w:pPr>
             <w:r>
               <w:rPr>
-                <w:rFonts w:asciiTheme="majorHAnsi" w:eastAsia="Times New Roman" w:hAnsiTheme="majorHAnsi" w:cstheme="majorHAnsi"/>
+                <w:rFonts w:eastAsia="Times New Roman" w:asciiTheme="majorHAnsi" w:hAnsiTheme="majorHAnsi" w:cstheme="majorHAnsi"/>
                 <w:sz w:val="20"/>
                 <w:szCs w:val="20"/>
                 <w:lang w:val="en-IN" w:eastAsia="en-IN"/>
@@ -2801,10 +2789,10 @@
           <w:tcPr>
             <w:tcW w:w="1305" w:type="dxa"/>
             <w:tcBorders>
-              <w:top w:val="single" w:sz="12" w:space="0" w:color="8EAADB"/>
-              <w:left w:val="single" w:sz="2" w:space="0" w:color="8EAADB"/>
-              <w:bottom w:val="single" w:sz="12" w:space="0" w:color="8EAADB"/>
-              <w:right w:val="single" w:sz="2" w:space="0" w:color="8EAADB"/>
+              <w:top w:val="single" w:color="8EAADB" w:sz="12" w:space="0"/>
+              <w:left w:val="single" w:color="8EAADB" w:sz="2" w:space="0"/>
+              <w:bottom w:val="single" w:color="8EAADB" w:sz="12" w:space="0"/>
+              <w:right w:val="single" w:color="8EAADB" w:sz="2" w:space="0"/>
             </w:tcBorders>
             <w:shd w:val="clear" w:color="auto" w:fill="D9E2F3"/>
             <w:vAlign w:val="bottom"/>
@@ -2812,7 +2800,7 @@
           <w:p>
             <w:pPr>
               <w:rPr>
-                <w:rFonts w:asciiTheme="majorHAnsi" w:eastAsia="Times New Roman" w:hAnsiTheme="majorHAnsi" w:cstheme="majorHAnsi"/>
+                <w:rFonts w:eastAsia="Times New Roman" w:asciiTheme="majorHAnsi" w:hAnsiTheme="majorHAnsi" w:cstheme="majorHAnsi"/>
                 <w:sz w:val="20"/>
                 <w:szCs w:val="20"/>
               </w:rPr>
@@ -2823,10 +2811,10 @@
           <w:tcPr>
             <w:tcW w:w="1322" w:type="dxa"/>
             <w:tcBorders>
-              <w:top w:val="single" w:sz="12" w:space="0" w:color="8EAADB"/>
-              <w:left w:val="single" w:sz="2" w:space="0" w:color="8EAADB"/>
-              <w:bottom w:val="single" w:sz="12" w:space="0" w:color="8EAADB"/>
-              <w:right w:val="single" w:sz="2" w:space="0" w:color="8EAADB"/>
+              <w:top w:val="single" w:color="8EAADB" w:sz="12" w:space="0"/>
+              <w:left w:val="single" w:color="8EAADB" w:sz="2" w:space="0"/>
+              <w:bottom w:val="single" w:color="8EAADB" w:sz="12" w:space="0"/>
+              <w:right w:val="single" w:color="8EAADB" w:sz="2" w:space="0"/>
             </w:tcBorders>
             <w:shd w:val="clear" w:color="auto" w:fill="D9E2F3"/>
             <w:vAlign w:val="bottom"/>
@@ -2834,7 +2822,7 @@
           <w:p>
             <w:pPr>
               <w:rPr>
-                <w:rFonts w:asciiTheme="majorHAnsi" w:eastAsia="Times New Roman" w:hAnsiTheme="majorHAnsi" w:cstheme="majorHAnsi"/>
+                <w:rFonts w:eastAsia="Times New Roman" w:asciiTheme="majorHAnsi" w:hAnsiTheme="majorHAnsi" w:cstheme="majorHAnsi"/>
                 <w:sz w:val="20"/>
                 <w:szCs w:val="20"/>
               </w:rPr>
@@ -2845,10 +2833,10 @@
           <w:tcPr>
             <w:tcW w:w="1204" w:type="dxa"/>
             <w:tcBorders>
-              <w:top w:val="single" w:sz="12" w:space="0" w:color="8EAADB"/>
-              <w:left w:val="single" w:sz="2" w:space="0" w:color="8EAADB"/>
-              <w:bottom w:val="single" w:sz="12" w:space="0" w:color="8EAADB"/>
-              <w:right w:val="single" w:sz="2" w:space="0" w:color="8EAADB"/>
+              <w:top w:val="single" w:color="8EAADB" w:sz="12" w:space="0"/>
+              <w:left w:val="single" w:color="8EAADB" w:sz="2" w:space="0"/>
+              <w:bottom w:val="single" w:color="8EAADB" w:sz="12" w:space="0"/>
+              <w:right w:val="single" w:color="8EAADB" w:sz="2" w:space="0"/>
             </w:tcBorders>
             <w:shd w:val="clear" w:color="auto" w:fill="D9E2F3"/>
             <w:vAlign w:val="bottom"/>
@@ -2856,7 +2844,7 @@
           <w:p>
             <w:pPr>
               <w:rPr>
-                <w:rFonts w:asciiTheme="majorHAnsi" w:eastAsia="Times New Roman" w:hAnsiTheme="majorHAnsi" w:cstheme="majorHAnsi"/>
+                <w:rFonts w:eastAsia="Times New Roman" w:asciiTheme="majorHAnsi" w:hAnsiTheme="majorHAnsi" w:cstheme="majorHAnsi"/>
                 <w:sz w:val="20"/>
                 <w:szCs w:val="20"/>
               </w:rPr>
@@ -2867,10 +2855,10 @@
           <w:tcPr>
             <w:tcW w:w="1415" w:type="dxa"/>
             <w:tcBorders>
-              <w:top w:val="single" w:sz="12" w:space="0" w:color="8EAADB"/>
-              <w:left w:val="single" w:sz="2" w:space="0" w:color="8EAADB"/>
-              <w:bottom w:val="single" w:sz="12" w:space="0" w:color="8EAADB"/>
-              <w:right w:val="single" w:sz="2" w:space="0" w:color="8EAADB"/>
+              <w:top w:val="single" w:color="8EAADB" w:sz="12" w:space="0"/>
+              <w:left w:val="single" w:color="8EAADB" w:sz="2" w:space="0"/>
+              <w:bottom w:val="single" w:color="8EAADB" w:sz="12" w:space="0"/>
+              <w:right w:val="single" w:color="8EAADB" w:sz="2" w:space="0"/>
             </w:tcBorders>
             <w:shd w:val="clear" w:color="auto" w:fill="D9E2F3"/>
             <w:vAlign w:val="bottom"/>
@@ -2878,7 +2866,7 @@
           <w:p>
             <w:pPr>
               <w:rPr>
-                <w:rFonts w:asciiTheme="majorHAnsi" w:eastAsia="Times New Roman" w:hAnsiTheme="majorHAnsi" w:cstheme="majorHAnsi"/>
+                <w:rFonts w:eastAsia="Times New Roman" w:asciiTheme="majorHAnsi" w:hAnsiTheme="majorHAnsi" w:cstheme="majorHAnsi"/>
                 <w:sz w:val="20"/>
                 <w:szCs w:val="20"/>
               </w:rPr>
@@ -2889,10 +2877,10 @@
           <w:tcPr>
             <w:tcW w:w="1512" w:type="dxa"/>
             <w:tcBorders>
-              <w:top w:val="single" w:sz="12" w:space="0" w:color="8EAADB"/>
-              <w:left w:val="single" w:sz="2" w:space="0" w:color="8EAADB"/>
-              <w:bottom w:val="single" w:sz="12" w:space="0" w:color="8EAADB"/>
-              <w:right w:val="single" w:sz="2" w:space="0" w:color="8EAADB"/>
+              <w:top w:val="single" w:color="8EAADB" w:sz="12" w:space="0"/>
+              <w:left w:val="single" w:color="8EAADB" w:sz="2" w:space="0"/>
+              <w:bottom w:val="single" w:color="8EAADB" w:sz="12" w:space="0"/>
+              <w:right w:val="single" w:color="8EAADB" w:sz="2" w:space="0"/>
             </w:tcBorders>
             <w:shd w:val="clear" w:color="auto" w:fill="D9E2F3"/>
             <w:vAlign w:val="bottom"/>
@@ -2901,14 +2889,14 @@
             <w:pPr>
               <w:jc w:val="center"/>
               <w:rPr>
-                <w:rFonts w:asciiTheme="majorHAnsi" w:eastAsia="Times New Roman" w:hAnsiTheme="majorHAnsi" w:cstheme="majorHAnsi"/>
+                <w:rFonts w:eastAsia="Times New Roman" w:asciiTheme="majorHAnsi" w:hAnsiTheme="majorHAnsi" w:cstheme="majorHAnsi"/>
                 <w:sz w:val="20"/>
                 <w:szCs w:val="20"/>
               </w:rPr>
             </w:pPr>
             <w:r>
               <w:rPr>
-                <w:rFonts w:asciiTheme="majorHAnsi" w:eastAsia="Times New Roman" w:hAnsiTheme="majorHAnsi" w:cstheme="majorHAnsi"/>
+                <w:rFonts w:eastAsia="Times New Roman" w:asciiTheme="majorHAnsi" w:hAnsiTheme="majorHAnsi" w:cstheme="majorHAnsi"/>
                 <w:sz w:val="20"/>
                 <w:szCs w:val="20"/>
                 <w:lang w:val="en-IN" w:eastAsia="en-IN"/>
@@ -2921,10 +2909,10 @@
           <w:tcPr>
             <w:tcW w:w="1489" w:type="dxa"/>
             <w:tcBorders>
-              <w:top w:val="single" w:sz="12" w:space="0" w:color="8EAADB"/>
-              <w:left w:val="single" w:sz="2" w:space="0" w:color="8EAADB"/>
-              <w:bottom w:val="single" w:sz="12" w:space="0" w:color="8EAADB"/>
-              <w:right w:val="single" w:sz="2" w:space="0" w:color="8EAADB"/>
+              <w:top w:val="single" w:color="8EAADB" w:sz="12" w:space="0"/>
+              <w:left w:val="single" w:color="8EAADB" w:sz="2" w:space="0"/>
+              <w:bottom w:val="single" w:color="8EAADB" w:sz="12" w:space="0"/>
+              <w:right w:val="single" w:color="8EAADB" w:sz="2" w:space="0"/>
             </w:tcBorders>
             <w:shd w:val="clear" w:color="auto" w:fill="D9E2F3"/>
             <w:vAlign w:val="bottom"/>
@@ -2933,14 +2921,14 @@
             <w:pPr>
               <w:jc w:val="center"/>
               <w:rPr>
-                <w:rFonts w:asciiTheme="majorHAnsi" w:eastAsia="Times New Roman" w:hAnsiTheme="majorHAnsi" w:cstheme="majorHAnsi"/>
+                <w:rFonts w:eastAsia="Times New Roman" w:asciiTheme="majorHAnsi" w:hAnsiTheme="majorHAnsi" w:cstheme="majorHAnsi"/>
                 <w:sz w:val="20"/>
                 <w:szCs w:val="20"/>
               </w:rPr>
             </w:pPr>
             <w:r>
               <w:rPr>
-                <w:rFonts w:asciiTheme="majorHAnsi" w:eastAsia="Times New Roman" w:hAnsiTheme="majorHAnsi" w:cstheme="majorHAnsi"/>
+                <w:rFonts w:eastAsia="Times New Roman" w:asciiTheme="majorHAnsi" w:hAnsiTheme="majorHAnsi" w:cstheme="majorHAnsi"/>
                 <w:sz w:val="20"/>
                 <w:szCs w:val="20"/>
                 <w:lang w:val="en-IN" w:eastAsia="en-IN"/>
@@ -2953,9 +2941,9 @@
           <w:tcPr>
             <w:tcW w:w="1330" w:type="dxa"/>
             <w:tcBorders>
-              <w:top w:val="single" w:sz="12" w:space="0" w:color="8EAADB"/>
-              <w:left w:val="single" w:sz="2" w:space="0" w:color="8EAADB"/>
-              <w:bottom w:val="single" w:sz="12" w:space="0" w:color="8EAADB"/>
+              <w:top w:val="single" w:color="8EAADB" w:sz="12" w:space="0"/>
+              <w:left w:val="single" w:color="8EAADB" w:sz="2" w:space="0"/>
+              <w:bottom w:val="single" w:color="8EAADB" w:sz="12" w:space="0"/>
               <w:right w:val="nil"/>
             </w:tcBorders>
             <w:shd w:val="clear" w:color="auto" w:fill="D9E2F3"/>
@@ -2964,7 +2952,7 @@
           <w:p>
             <w:pPr>
               <w:rPr>
-                <w:rFonts w:asciiTheme="majorHAnsi" w:eastAsia="Times New Roman" w:hAnsiTheme="majorHAnsi" w:cstheme="majorHAnsi"/>
+                <w:rFonts w:eastAsia="Times New Roman" w:asciiTheme="majorHAnsi" w:hAnsiTheme="majorHAnsi" w:cstheme="majorHAnsi"/>
                 <w:sz w:val="20"/>
                 <w:szCs w:val="20"/>
               </w:rPr>
@@ -3505,7 +3493,7 @@
           <w:tcPr>
             <w:tcW w:w="9834" w:type="dxa"/>
             <w:tcBorders>
-              <w:bottom w:val="single" w:sz="8" w:space="0" w:color="000000"/>
+              <w:bottom w:val="single" w:color="000000" w:sz="8" w:space="0"/>
             </w:tcBorders>
             <w:tcMar>
               <w:top w:w="40" w:type="dxa"/>
@@ -3529,7 +3517,7 @@
           <w:tcPr>
             <w:tcW w:w="630" w:type="dxa"/>
             <w:tcBorders>
-              <w:bottom w:val="single" w:sz="8" w:space="0" w:color="000000"/>
+              <w:bottom w:val="single" w:color="000000" w:sz="8" w:space="0"/>
             </w:tcBorders>
             <w:tcMar>
               <w:top w:w="40" w:type="dxa"/>
@@ -4538,7 +4526,7 @@
         <w:spacing w:after="0" w:line="240" w:lineRule="auto"/>
         <w:jc w:val="both"/>
         <w:rPr>
-          <w:rFonts w:asciiTheme="majorHAnsi" w:eastAsiaTheme="minorEastAsia" w:hAnsiTheme="majorHAnsi"/>
+          <w:rFonts w:asciiTheme="majorHAnsi" w:hAnsiTheme="majorHAnsi" w:eastAsiaTheme="minorEastAsia"/>
           <w:color w:val="auto"/>
           <w:sz w:val="30"/>
           <w:szCs w:val="30"/>
@@ -4546,7 +4534,7 @@
       </w:pPr>
       <w:r>
         <w:rPr>
-          <w:rFonts w:asciiTheme="majorHAnsi" w:eastAsiaTheme="minorEastAsia" w:hAnsiTheme="majorHAnsi"/>
+          <w:rFonts w:asciiTheme="majorHAnsi" w:hAnsiTheme="majorHAnsi" w:eastAsiaTheme="minorEastAsia"/>
           <w:color w:val="auto"/>
           <w:sz w:val="30"/>
           <w:szCs w:val="30"/>
@@ -4555,7 +4543,7 @@
       </w:r>
       <w:r>
         <w:rPr>
-          <w:rFonts w:asciiTheme="majorHAnsi" w:eastAsiaTheme="minorEastAsia" w:hAnsiTheme="majorHAnsi"/>
+          <w:rFonts w:asciiTheme="majorHAnsi" w:hAnsiTheme="majorHAnsi" w:eastAsiaTheme="minorEastAsia"/>
           <w:color w:val="auto"/>
           <w:sz w:val="30"/>
           <w:szCs w:val="30"/>
@@ -4565,7 +4553,7 @@
       <w:sdt>
         <w:sdtPr>
           <w:rPr>
-            <w:rFonts w:asciiTheme="majorHAnsi" w:eastAsiaTheme="minorEastAsia" w:hAnsiTheme="majorHAnsi"/>
+            <w:rFonts w:asciiTheme="majorHAnsi" w:hAnsiTheme="majorHAnsi" w:eastAsiaTheme="minorEastAsia"/>
             <w:color w:val="auto"/>
             <w:sz w:val="30"/>
             <w:szCs w:val="30"/>
@@ -4583,7 +4571,7 @@
         <w:sdtContent>
           <w:r>
             <w:rPr>
-              <w:rFonts w:asciiTheme="majorHAnsi" w:eastAsiaTheme="minorEastAsia" w:hAnsiTheme="majorHAnsi"/>
+              <w:rFonts w:asciiTheme="majorHAnsi" w:hAnsiTheme="majorHAnsi" w:eastAsiaTheme="minorEastAsia"/>
               <w:color w:val="auto"/>
               <w:sz w:val="30"/>
               <w:szCs w:val="30"/>
@@ -4595,7 +4583,7 @@
       </w:sdt>
       <w:r>
         <w:rPr>
-          <w:rFonts w:asciiTheme="majorHAnsi" w:eastAsiaTheme="minorEastAsia" w:hAnsiTheme="majorHAnsi"/>
+          <w:rFonts w:asciiTheme="majorHAnsi" w:hAnsiTheme="majorHAnsi" w:eastAsiaTheme="minorEastAsia"/>
           <w:color w:val="auto"/>
           <w:sz w:val="30"/>
           <w:szCs w:val="30"/>
@@ -4604,7 +4592,7 @@
       </w:r>
       <w:r>
         <w:rPr>
-          <w:rFonts w:asciiTheme="majorHAnsi" w:eastAsiaTheme="minorEastAsia" w:hAnsiTheme="majorHAnsi"/>
+          <w:rFonts w:asciiTheme="majorHAnsi" w:hAnsiTheme="majorHAnsi" w:eastAsiaTheme="minorEastAsia"/>
           <w:color w:val="auto"/>
           <w:sz w:val="30"/>
           <w:szCs w:val="30"/>
@@ -4613,7 +4601,7 @@
       </w:r>
       <w:r>
         <w:rPr>
-          <w:rFonts w:asciiTheme="majorHAnsi" w:eastAsiaTheme="minorEastAsia" w:hAnsiTheme="majorHAnsi"/>
+          <w:rFonts w:asciiTheme="majorHAnsi" w:hAnsiTheme="majorHAnsi" w:eastAsiaTheme="minorEastAsia"/>
           <w:color w:val="auto"/>
           <w:sz w:val="30"/>
           <w:szCs w:val="30"/>
@@ -4622,7 +4610,7 @@
       </w:r>
       <w:r>
         <w:rPr>
-          <w:rFonts w:asciiTheme="majorHAnsi" w:eastAsiaTheme="minorEastAsia" w:hAnsiTheme="majorHAnsi"/>
+          <w:rFonts w:asciiTheme="majorHAnsi" w:hAnsiTheme="majorHAnsi" w:eastAsiaTheme="minorEastAsia"/>
           <w:color w:val="auto"/>
           <w:sz w:val="30"/>
           <w:szCs w:val="30"/>
@@ -4631,7 +4619,7 @@
       </w:r>
       <w:r>
         <w:rPr>
-          <w:rFonts w:asciiTheme="majorHAnsi" w:eastAsiaTheme="minorEastAsia" w:hAnsiTheme="majorHAnsi"/>
+          <w:rFonts w:asciiTheme="majorHAnsi" w:hAnsiTheme="majorHAnsi" w:eastAsiaTheme="minorEastAsia"/>
           <w:color w:val="auto"/>
           <w:sz w:val="30"/>
           <w:szCs w:val="30"/>
@@ -4640,7 +4628,7 @@
       </w:r>
       <w:r>
         <w:rPr>
-          <w:rFonts w:asciiTheme="majorHAnsi" w:eastAsiaTheme="minorEastAsia" w:hAnsiTheme="majorHAnsi"/>
+          <w:rFonts w:asciiTheme="majorHAnsi" w:hAnsiTheme="majorHAnsi" w:eastAsiaTheme="minorEastAsia"/>
           <w:color w:val="auto"/>
           <w:sz w:val="30"/>
           <w:szCs w:val="30"/>
@@ -4649,7 +4637,7 @@
       </w:r>
       <w:r>
         <w:rPr>
-          <w:rFonts w:asciiTheme="majorHAnsi" w:eastAsiaTheme="minorEastAsia" w:hAnsiTheme="majorHAnsi"/>
+          <w:rFonts w:asciiTheme="majorHAnsi" w:hAnsiTheme="majorHAnsi" w:eastAsiaTheme="minorEastAsia"/>
           <w:color w:val="auto"/>
           <w:sz w:val="30"/>
           <w:szCs w:val="30"/>
@@ -4658,7 +4646,7 @@
       </w:r>
       <w:r>
         <w:rPr>
-          <w:rFonts w:asciiTheme="majorHAnsi" w:eastAsiaTheme="minorEastAsia" w:hAnsiTheme="majorHAnsi"/>
+          <w:rFonts w:asciiTheme="majorHAnsi" w:hAnsiTheme="majorHAnsi" w:eastAsiaTheme="minorEastAsia"/>
           <w:color w:val="auto"/>
           <w:sz w:val="30"/>
           <w:szCs w:val="30"/>
@@ -4675,7 +4663,7 @@
         <w:spacing w:after="0" w:line="240" w:lineRule="auto"/>
         <w:jc w:val="both"/>
         <w:rPr>
-          <w:rFonts w:asciiTheme="majorHAnsi" w:eastAsiaTheme="minorEastAsia" w:hAnsiTheme="majorHAnsi"/>
+          <w:rFonts w:asciiTheme="majorHAnsi" w:hAnsiTheme="majorHAnsi" w:eastAsiaTheme="minorEastAsia"/>
           <w:color w:val="auto"/>
           <w:sz w:val="30"/>
           <w:szCs w:val="30"/>
@@ -4683,7 +4671,7 @@
       </w:pPr>
       <w:r>
         <w:rPr>
-          <w:rFonts w:asciiTheme="majorHAnsi" w:eastAsiaTheme="minorEastAsia" w:hAnsiTheme="majorHAnsi"/>
+          <w:rFonts w:asciiTheme="majorHAnsi" w:hAnsiTheme="majorHAnsi" w:eastAsiaTheme="minorEastAsia"/>
           <w:color w:val="auto"/>
           <w:sz w:val="30"/>
           <w:szCs w:val="30"/>
@@ -4702,7 +4690,7 @@
       </w:pPr>
       <w:r>
         <w:rPr>
-          <w:rFonts w:asciiTheme="majorHAnsi" w:eastAsiaTheme="minorEastAsia" w:hAnsiTheme="majorHAnsi"/>
+          <w:rFonts w:asciiTheme="majorHAnsi" w:hAnsiTheme="majorHAnsi" w:eastAsiaTheme="minorEastAsia"/>
           <w:b/>
           <w:color w:val="auto"/>
           <w:sz w:val="30"/>
@@ -4712,7 +4700,7 @@
       </w:r>
       <w:r>
         <w:rPr>
-          <w:rFonts w:asciiTheme="majorHAnsi" w:eastAsiaTheme="minorEastAsia" w:hAnsiTheme="majorHAnsi"/>
+          <w:rFonts w:asciiTheme="majorHAnsi" w:hAnsiTheme="majorHAnsi" w:eastAsiaTheme="minorEastAsia"/>
           <w:color w:val="auto"/>
           <w:sz w:val="30"/>
           <w:szCs w:val="30"/>
@@ -4782,7 +4770,7 @@
         <mc:AlternateContent>
           <mc:Choice Requires="wps">
             <w:drawing>
-              <wp:anchor distT="45720" distB="45720" distL="114300" distR="114300" simplePos="0" relativeHeight="251662336" behindDoc="0" locked="0" layoutInCell="1" allowOverlap="1" wp14:anchorId="45263E83" wp14:editId="71686638">
+              <wp:anchor distT="45720" distB="45720" distL="114300" distR="114300" simplePos="0" relativeHeight="251662336" behindDoc="0" locked="0" layoutInCell="1" allowOverlap="1" wp14:editId="71686638" wp14:anchorId="45263E83">
                 <wp:simplePos x="0" y="0"/>
                 <wp:positionH relativeFrom="column">
                   <wp:posOffset>158115</wp:posOffset>
@@ -4891,11 +4879,11 @@
           </mc:Choice>
           <mc:Fallback>
             <w:pict>
-              <v:shapetype w14:anchorId="45263E83" id="_x0000_t202" coordsize="21600,21600" o:spt="202" path="m,l,21600r21600,l21600,xe">
+              <v:shapetype id="_x0000_t202" coordsize="21600,21600" o:spt="202" path="m,l,21600r21600,l21600,xe" w14:anchorId="45263E83">
                 <v:stroke joinstyle="miter"/>
                 <v:path gradientshapeok="t" o:connecttype="rect"/>
               </v:shapetype>
-              <v:shape id="Text Box 2" o:spid="_x0000_s1026" type="#_x0000_t202" style="position:absolute;left:0;text-align:left;margin-left:12.45pt;margin-top:489.85pt;width:248.05pt;height:99pt;z-index:251662336;visibility:visible;mso-wrap-style:square;mso-width-percent:0;mso-height-percent:0;mso-wrap-distance-left:9pt;mso-wrap-distance-top:3.6pt;mso-wrap-distance-right:9pt;mso-wrap-distance-bottom:3.6pt;mso-position-horizontal:absolute;mso-position-horizontal-relative:text;mso-position-vertical:absolute;mso-position-vertical-relative:text;mso-width-percent:0;mso-height-percent:0;mso-width-relative:margin;mso-height-relative:margin;v-text-anchor:top" o:gfxdata="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" stroked="f">
+              <v:shape id="Text Box 2" style="position:absolute;left:0;text-align:left;margin-left:12.45pt;margin-top:489.85pt;width:248.05pt;height:99pt;z-index:251662336;visibility:visible;mso-wrap-style:square;mso-width-percent:0;mso-height-percent:0;mso-wrap-distance-left:9pt;mso-wrap-distance-top:3.6pt;mso-wrap-distance-right:9pt;mso-wrap-distance-bottom:3.6pt;mso-position-horizontal:absolute;mso-position-horizontal-relative:text;mso-position-vertical:absolute;mso-position-vertical-relative:text;mso-width-percent:0;mso-height-percent:0;mso-width-relative:margin;mso-height-relative:margin;v-text-anchor:top" o:spid="_x0000_s1026" stroked="f" type="#_x0000_t202" o:gfxdata="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">
                 <v:textbox>
                   <w:txbxContent>
                     <w:p>
@@ -4964,7 +4952,7 @@
         <mc:AlternateContent>
           <mc:Choice Requires="wps">
             <w:drawing>
-              <wp:anchor distT="0" distB="0" distL="114300" distR="114300" simplePos="0" relativeHeight="251660288" behindDoc="0" locked="0" layoutInCell="1" allowOverlap="1" wp14:anchorId="6738F4FD" wp14:editId="02FAF047">
+              <wp:anchor distT="0" distB="0" distL="114300" distR="114300" simplePos="0" relativeHeight="251660288" behindDoc="0" locked="0" layoutInCell="1" allowOverlap="1" wp14:editId="02FAF047" wp14:anchorId="6738F4FD">
                 <wp:simplePos x="0" y="0"/>
                 <wp:positionH relativeFrom="column">
                   <wp:posOffset>38100</wp:posOffset>
@@ -5092,7 +5080,7 @@
           </mc:Choice>
           <mc:Fallback>
             <w:pict>
-              <v:rect w14:anchorId="6738F4FD" id="Rectangle 9" o:spid="_x0000_s1027" style="position:absolute;left:0;text-align:left;margin-left:3pt;margin-top:-276.55pt;width:275.25pt;height:123pt;z-index:251660288;visibility:visible;mso-wrap-style:square;mso-width-percent:0;mso-height-percent:0;mso-wrap-distance-left:9pt;mso-wrap-distance-top:0;mso-wrap-distance-right:9pt;mso-wrap-distance-bottom:0;mso-position-horizontal:absolute;mso-position-horizontal-relative:text;mso-position-vertical:absolute;mso-position-vertical-relative:text;mso-width-percent:0;mso-height-percent:0;mso-width-relative:page;mso-height-relative:page;v-text-anchor:middle" o:gfxdata="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" fillcolor="white [3201]" stroked="f" strokeweight="1pt">
+              <v:rect id="Rectangle 9" style="position:absolute;left:0;text-align:left;margin-left:3pt;margin-top:-276.55pt;width:275.25pt;height:123pt;z-index:251660288;visibility:visible;mso-wrap-style:square;mso-width-percent:0;mso-height-percent:0;mso-wrap-distance-left:9pt;mso-wrap-distance-top:0;mso-wrap-distance-right:9pt;mso-wrap-distance-bottom:0;mso-position-horizontal:absolute;mso-position-horizontal-relative:text;mso-position-vertical:absolute;mso-position-vertical-relative:text;mso-width-percent:0;mso-height-percent:0;mso-width-relative:page;mso-height-relative:page;v-text-anchor:middle" o:spid="_x0000_s1027" fillcolor="white [3201]" stroked="f" strokeweight="1pt" o:gfxdata="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" w14:anchorId="6738F4FD">
                 <v:textbox>
                   <w:txbxContent>
                     <w:p>
@@ -5168,7 +5156,7 @@
         <mc:AlternateContent>
           <mc:Choice Requires="wps">
             <w:drawing>
-              <wp:anchor distT="0" distB="0" distL="114300" distR="114300" simplePos="0" relativeHeight="251659264" behindDoc="0" locked="0" layoutInCell="1" allowOverlap="1" wp14:anchorId="0F1B801B" wp14:editId="7BE045EB">
+              <wp:anchor distT="0" distB="0" distL="114300" distR="114300" simplePos="0" relativeHeight="251659264" behindDoc="0" locked="0" layoutInCell="1" allowOverlap="1" wp14:editId="7BE045EB" wp14:anchorId="0F1B801B">
                 <wp:simplePos x="0" y="0"/>
                 <wp:positionH relativeFrom="column">
                   <wp:posOffset>38100</wp:posOffset>
@@ -5298,7 +5286,7 @@
           </mc:Choice>
           <mc:Fallback>
             <w:pict>
-              <v:rect w14:anchorId="0F1B801B" id="Rectangle 7" o:spid="_x0000_s1028" style="position:absolute;left:0;text-align:left;margin-left:3pt;margin-top:-276.55pt;width:265.5pt;height:114pt;z-index:251659264;visibility:visible;mso-wrap-style:square;mso-width-percent:0;mso-height-percent:0;mso-wrap-distance-left:9pt;mso-wrap-distance-top:0;mso-wrap-distance-right:9pt;mso-wrap-distance-bottom:0;mso-position-horizontal:absolute;mso-position-horizontal-relative:text;mso-position-vertical:absolute;mso-position-vertical-relative:text;mso-width-percent:0;mso-height-percent:0;mso-width-relative:page;mso-height-relative:margin;v-text-anchor:middle" o:gfxdata="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" fillcolor="white [3201]" stroked="f" strokeweight="1pt">
+              <v:rect id="Rectangle 7" style="position:absolute;left:0;text-align:left;margin-left:3pt;margin-top:-276.55pt;width:265.5pt;height:114pt;z-index:251659264;visibility:visible;mso-wrap-style:square;mso-width-percent:0;mso-height-percent:0;mso-wrap-distance-left:9pt;mso-wrap-distance-top:0;mso-wrap-distance-right:9pt;mso-wrap-distance-bottom:0;mso-position-horizontal:absolute;mso-position-horizontal-relative:text;mso-position-vertical:absolute;mso-position-vertical-relative:text;mso-width-percent:0;mso-height-percent:0;mso-width-relative:page;mso-height-relative:margin;v-text-anchor:middle" o:spid="_x0000_s1028" fillcolor="white [3201]" stroked="f" strokeweight="1pt" o:gfxdata="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" w14:anchorId="0F1B801B">
                 <v:textbox>
                   <w:txbxContent>
                     <w:p>
@@ -5376,7 +5364,7 @@
         <mc:AlternateContent>
           <mc:Choice Requires="wpg">
             <w:drawing>
-              <wp:anchor distT="0" distB="0" distL="114300" distR="114300" simplePos="0" relativeHeight="251658240" behindDoc="0" locked="0" layoutInCell="1" allowOverlap="1" wp14:anchorId="2D0E3864" wp14:editId="67C82002">
+              <wp:anchor distT="0" distB="0" distL="114300" distR="114300" simplePos="0" relativeHeight="251658240" behindDoc="0" locked="0" layoutInCell="1" allowOverlap="1" wp14:editId="67C82002" wp14:anchorId="2D0E3864">
                 <wp:simplePos x="0" y="0"/>
                 <wp:positionH relativeFrom="page">
                   <wp:posOffset>3810</wp:posOffset>
@@ -5552,8 +5540,8 @@
           </mc:Choice>
           <mc:Fallback>
             <w:pict>
-              <v:group w14:anchorId="2D0E3864" id="Group 5" o:spid="_x0000_s1029" style="position:absolute;left:0;text-align:left;margin-left:.3pt;margin-top:.35pt;width:595.2pt;height:841.9pt;z-index:251658240;mso-position-horizontal-relative:page;mso-position-vertical-relative:page" coordorigin="38,41" coordsize="75590,106923" o:gfxdata="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">
-                <v:rect id="Rectangle 800" o:spid="_x0000_s1030" style="position:absolute;left:4572;top:335;width:421;height:1899;visibility:visible;mso-wrap-style:square;v-text-anchor:top" o:gfxdata="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" filled="f" stroked="f">
+              <v:group id="Group 5" style="position:absolute;left:0;text-align:left;margin-left:.3pt;margin-top:.35pt;width:595.2pt;height:841.9pt;z-index:251658240;mso-position-horizontal-relative:page;mso-position-vertical-relative:page" coordsize="75590,106923" coordorigin="38,41" o:spid="_x0000_s1029" o:gfxdata="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" w14:anchorId="2D0E3864">
+                <v:rect id="Rectangle 800" style="position:absolute;left:4572;top:335;width:421;height:1899;visibility:visible;mso-wrap-style:square;v-text-anchor:top" o:spid="_x0000_s1030" filled="f" stroked="f" o:gfxdata="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">
                   <v:textbox inset="0,0,0,0">
                     <w:txbxContent>
                       <w:p>
@@ -5564,7 +5552,7 @@
                     </w:txbxContent>
                   </v:textbox>
                 </v:rect>
-                <v:rect id="Rectangle 801" o:spid="_x0000_s1031" style="position:absolute;left:4572;top:5958;width:421;height:1900;visibility:visible;mso-wrap-style:square;v-text-anchor:top" o:gfxdata="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" filled="f" stroked="f">
+                <v:rect id="Rectangle 801" style="position:absolute;left:4572;top:5958;width:421;height:1900;visibility:visible;mso-wrap-style:square;v-text-anchor:top" o:spid="_x0000_s1031" filled="f" stroked="f" o:gfxdata="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">
                   <v:textbox inset="0,0,0,0">
                     <w:txbxContent>
                       <w:p>
@@ -5575,7 +5563,7 @@
                     </w:txbxContent>
                   </v:textbox>
                 </v:rect>
-                <v:rect id="Rectangle 802" o:spid="_x0000_s1032" style="position:absolute;left:30501;top:5958;width:422;height:1900;visibility:visible;mso-wrap-style:square;v-text-anchor:top" o:gfxdata="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" filled="f" stroked="f">
+                <v:rect id="Rectangle 802" style="position:absolute;left:30501;top:5958;width:422;height:1900;visibility:visible;mso-wrap-style:square;v-text-anchor:top" o:spid="_x0000_s1032" filled="f" stroked="f" o:gfxdata="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">
                   <v:textbox inset="0,0,0,0">
                     <w:txbxContent>
                       <w:p>
@@ -5586,7 +5574,7 @@
                     </w:txbxContent>
                   </v:textbox>
                 </v:rect>
-                <v:rect id="Rectangle 803" o:spid="_x0000_s1033" style="position:absolute;left:30806;top:5958;width:421;height:1900;visibility:visible;mso-wrap-style:square;v-text-anchor:top" o:gfxdata="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" filled="f" stroked="f">
+                <v:rect id="Rectangle 803" style="position:absolute;left:30806;top:5958;width:421;height:1900;visibility:visible;mso-wrap-style:square;v-text-anchor:top" o:spid="_x0000_s1033" filled="f" stroked="f" o:gfxdata="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">
                   <v:textbox inset="0,0,0,0">
                     <w:txbxContent>
                       <w:p>
@@ -5597,7 +5585,7 @@
                     </w:txbxContent>
                   </v:textbox>
                 </v:rect>
-                <v:shapetype id="_x0000_t75" coordsize="21600,21600" o:spt="75" o:preferrelative="t" path="m@4@5l@4@11@9@11@9@5xe" filled="f" stroked="f">
+                <v:shapetype id="_x0000_t75" coordsize="21600,21600" filled="f" stroked="f" o:spt="75" o:preferrelative="t" path="m@4@5l@4@11@9@11@9@5xe">
                   <v:stroke joinstyle="miter"/>
                   <v:formulas>
                     <v:f eqn="if lineDrawn pixelLineWidth 0"/>
@@ -5613,11 +5601,11 @@
                     <v:f eqn="prod @7 21600 pixelHeight"/>
                     <v:f eqn="sum @10 21600 0"/>
                   </v:formulas>
-                  <v:path o:extrusionok="f" gradientshapeok="t" o:connecttype="rect"/>
+                  <v:path gradientshapeok="t" o:connecttype="rect" o:extrusionok="f"/>
                   <o:lock v:ext="edit" aspectratio="t"/>
                 </v:shapetype>
-                <v:shape id="Picture 822" o:spid="_x0000_s1034" type="#_x0000_t75" style="position:absolute;left:38;top:41;width:75590;height:106924;visibility:visible;mso-wrap-style:square" o:gfxdata="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">
-                  <v:imagedata r:id="rId11" o:title=""/>
+                <v:shape id="Picture 822" style="position:absolute;left:38;top:41;width:75590;height:106924;visibility:visible;mso-wrap-style:square" o:spid="_x0000_s1034" type="#_x0000_t75" o:gfxdata="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">
+                  <v:imagedata o:title="" r:id="rId11"/>
                 </v:shape>
                 <w10:wrap type="topAndBottom" anchorx="page" anchory="page"/>
               </v:group>
@@ -6211,8 +6199,8 @@
 </file>
 
 <file path=word/header1.xml><?xml version="1.0" encoding="utf-8"?>
-<w:hdr xmlns:wpc="http://schemas.microsoft.com/office/word/2010/wordprocessingCanvas" xmlns:cx="http://schemas.microsoft.com/office/drawing/2014/chartex" xmlns:cx1="http://schemas.microsoft.com/office/drawing/2015/9/8/chartex" xmlns:cx2="http://schemas.microsoft.com/office/drawing/2015/10/21/chartex" xmlns:cx3="http://schemas.microsoft.com/office/drawing/2016/5/9/chartex" xmlns:cx4="http://schemas.microsoft.com/office/drawing/2016/5/10/chartex" xmlns:cx5="http://schemas.microsoft.com/office/drawing/2016/5/11/chartex" xmlns:cx6="http://schemas.microsoft.com/office/drawing/2016/5/12/chartex" xmlns:cx7="http://schemas.microsoft.com/office/drawing/2016/5/13/chartex" xmlns:cx8="http://schemas.microsoft.com/office/drawing/2016/5/14/chartex" xmlns:mc="http://schemas.openxmlformats.org/markup-compatibility/2006" xmlns:aink="http://schemas.microsoft.com/office/drawing/2016/ink" xmlns:am3d="http://schemas.microsoft.com/office/drawing/2017/model3d" xmlns:o="urn:schemas-microsoft-com:office:office" xmlns:oel="http://schemas.microsoft.com/office/2019/extlst" xmlns:r="http://schemas.openxmlformats.org/officeDocument/2006/relationships" xmlns:m="http://schemas.openxmlformats.org/officeDocument/2006/math" xmlns:v="urn:schemas-microsoft-com:vml" xmlns:wp14="http://schemas.microsoft.com/office/word/2010/wordprocessingDrawing" xmlns:wp="http://schemas.openxmlformats.org/drawingml/2006/wordprocessingDrawing" xmlns:w10="urn:schemas-microsoft-com:office:word" xmlns:w="http://schemas.openxmlformats.org/wordprocessingml/2006/main" xmlns:w14="http://schemas.microsoft.com/office/word/2010/wordml" xmlns:w15="http://schemas.microsoft.com/office/word/2012/wordml" xmlns:w16cex="http://schemas.microsoft.com/office/word/2018/wordml/cex" xmlns:w16cid="http://schemas.microsoft.com/office/word/2016/wordml/cid" xmlns:w16="http://schemas.microsoft.com/office/word/2018/wordml" xmlns:w16du="http://schemas.microsoft.com/office/word/2023/wordml/word16du" xmlns:w16sdtdh="http://schemas.microsoft.com/office/word/2020/wordml/sdtdatahash" xmlns:w16sdtfl="http://schemas.microsoft.com/office/word/2024/wordml/sdtformatlock" xmlns:w16se="http://schemas.microsoft.com/office/word/2015/wordml/symex" xmlns:wpg="http://schemas.microsoft.com/office/word/2010/wordprocessingGroup" xmlns:wpi="http://schemas.microsoft.com/office/word/2010/wordprocessingInk" xmlns:wne="http://schemas.microsoft.com/office/word/2006/wordml" xmlns:wps="http://schemas.microsoft.com/office/word/2010/wordprocessingShape" mc:Ignorable="w14 w15 w16se w16cid w16 w16cex w16sdtdh w16sdtfl w16du wp14">
-  <w:p>
+<w:hdr xmlns:a="http://schemas.openxmlformats.org/drawingml/2006/main" xmlns:pic="http://schemas.openxmlformats.org/drawingml/2006/picture" xmlns:wpc="http://schemas.microsoft.com/office/word/2010/wordprocessingCanvas" xmlns:cx="http://schemas.microsoft.com/office/drawing/2014/chartex" xmlns:cx1="http://schemas.microsoft.com/office/drawing/2015/9/8/chartex" xmlns:cx2="http://schemas.microsoft.com/office/drawing/2015/10/21/chartex" xmlns:cx3="http://schemas.microsoft.com/office/drawing/2016/5/9/chartex" xmlns:cx4="http://schemas.microsoft.com/office/drawing/2016/5/10/chartex" xmlns:cx5="http://schemas.microsoft.com/office/drawing/2016/5/11/chartex" xmlns:cx6="http://schemas.microsoft.com/office/drawing/2016/5/12/chartex" xmlns:cx7="http://schemas.microsoft.com/office/drawing/2016/5/13/chartex" xmlns:cx8="http://schemas.microsoft.com/office/drawing/2016/5/14/chartex" xmlns:mc="http://schemas.openxmlformats.org/markup-compatibility/2006" xmlns:aink="http://schemas.microsoft.com/office/drawing/2016/ink" xmlns:am3d="http://schemas.microsoft.com/office/drawing/2017/model3d" xmlns:o="urn:schemas-microsoft-com:office:office" xmlns:oel="http://schemas.microsoft.com/office/2019/extlst" xmlns:r="http://schemas.openxmlformats.org/officeDocument/2006/relationships" xmlns:m="http://schemas.openxmlformats.org/officeDocument/2006/math" xmlns:v="urn:schemas-microsoft-com:vml" xmlns:wp14="http://schemas.microsoft.com/office/word/2010/wordprocessingDrawing" xmlns:wp="http://schemas.openxmlformats.org/drawingml/2006/wordprocessingDrawing" xmlns:w10="urn:schemas-microsoft-com:office:word" xmlns:w="http://schemas.openxmlformats.org/wordprocessingml/2006/main" xmlns:w14="http://schemas.microsoft.com/office/word/2010/wordml" xmlns:w15="http://schemas.microsoft.com/office/word/2012/wordml" xmlns:w16cex="http://schemas.microsoft.com/office/word/2018/wordml/cex" xmlns:w16cid="http://schemas.microsoft.com/office/word/2016/wordml/cid" xmlns:w16="http://schemas.microsoft.com/office/word/2018/wordml" xmlns:w16du="http://schemas.microsoft.com/office/word/2023/wordml/word16du" xmlns:w16sdtdh="http://schemas.microsoft.com/office/word/2020/wordml/sdtdatahash" xmlns:w16sdtfl="http://schemas.microsoft.com/office/word/2024/wordml/sdtformatlock" xmlns:w16se="http://schemas.microsoft.com/office/word/2015/wordml/symex" xmlns:wpg="http://schemas.microsoft.com/office/word/2010/wordprocessingGroup" xmlns:wpi="http://schemas.microsoft.com/office/word/2010/wordprocessingInk" xmlns:wne="http://schemas.microsoft.com/office/word/2006/wordml" xmlns:wps="http://schemas.microsoft.com/office/word/2010/wordprocessingShape" mc:Ignorable="w14 w15 w16se w16cid w16 w16cex w16sdtdh w16sdtfl w16du wp14">
+  <w:p xmlns:w14="http://schemas.microsoft.com/office/word/2010/wordml" xmlns:w="http://schemas.openxmlformats.org/wordprocessingml/2006/main">
     <w:pPr>
       <w:spacing w:after="0"/>
     </w:pPr>
@@ -6222,7 +6210,7 @@
         <w:lang w:val="en-IN" w:eastAsia="en-IN"/>
       </w:rPr>
       <w:drawing>
-        <wp:anchor distT="0" distB="0" distL="114300" distR="114300" simplePos="0" relativeHeight="251658240" behindDoc="0" locked="0" layoutInCell="1" allowOverlap="0" wp14:anchorId="2B189571" wp14:editId="6929E04C">
+        <wp:anchor xmlns:wp14="http://schemas.microsoft.com/office/word/2010/wordprocessingDrawing" xmlns:wp="http://schemas.openxmlformats.org/drawingml/2006/wordprocessingDrawing" distT="0" distB="0" distL="114300" distR="114300" simplePos="0" relativeHeight="251658240" behindDoc="0" locked="0" layoutInCell="1" allowOverlap="0" wp14:editId="6929E04C" wp14:anchorId="2B189571">
           <wp:simplePos x="0" y="0"/>
           <wp:positionH relativeFrom="page">
             <wp:posOffset>489204</wp:posOffset>
@@ -6243,7 +6231,7 @@
                   <pic:cNvPicPr/>
                 </pic:nvPicPr>
                 <pic:blipFill>
-                  <a:blip r:embed="rId1"/>
+                  <a:blip xmlns:r="http://schemas.openxmlformats.org/officeDocument/2006/relationships" r:embed="rId1"/>
                   <a:stretch>
                     <a:fillRect/>
                   </a:stretch>
@@ -6269,15 +6257,15 @@
         <w:lang w:val="en-IN" w:eastAsia="en-IN"/>
       </w:rPr>
       <w:drawing>
-        <wp:anchor distT="0" distB="0" distL="114300" distR="114300" simplePos="0" relativeHeight="251659264" behindDoc="0" locked="0" layoutInCell="1" allowOverlap="0" wp14:anchorId="068EB20F" wp14:editId="2B5192E3">
+        <wp:anchor xmlns:wp14="http://schemas.microsoft.com/office/word/2010/wordprocessingDrawing" xmlns:wp="http://schemas.openxmlformats.org/drawingml/2006/wordprocessingDrawing" distT="0" distB="0" distL="114300" distR="114300" simplePos="0" relativeHeight="251659264" behindDoc="0" locked="0" layoutInCell="1" allowOverlap="0" wp14:editId="2B5192E3" wp14:anchorId="068EB20F">
           <wp:simplePos x="0" y="0"/>
           <wp:positionH relativeFrom="page">
-            <wp:posOffset>4404360</wp:posOffset>
+            <wp:posOffset>6859040</wp:posOffset>
           </wp:positionH>
           <wp:positionV relativeFrom="page">
             <wp:posOffset>193548</wp:posOffset>
           </wp:positionV>
-          <wp:extent cx="2258568" cy="533400"/>
+          <wp:extent cx="550000" cy="517647"/>
           <wp:effectExtent l="0" t="0" r="0" b="0"/>
           <wp:wrapSquare wrapText="bothSides"/>
           <wp:docPr id="305" name="Picture 305"/>
@@ -6290,7 +6278,7 @@
                   <pic:cNvPicPr/>
                 </pic:nvPicPr>
                 <pic:blipFill>
-                  <a:blip r:embed="rId2"/>
+                  <a:blip xmlns:r="http://schemas.openxmlformats.org/officeDocument/2006/relationships" r:embed="RLogoFavicon"/>
                   <a:stretch>
                     <a:fillRect/>
                   </a:stretch>
@@ -6298,7 +6286,7 @@
                 <pic:spPr>
                   <a:xfrm>
                     <a:off x="0" y="0"/>
-                    <a:ext cx="2258568" cy="533400"/>
+                    <a:ext cx="550000" cy="517647"/>
                   </a:xfrm>
                   <a:prstGeom prst="rect">
                     <a:avLst/>
@@ -6314,13 +6302,13 @@
       <w:t xml:space="preserve"> </w:t>
     </w:r>
   </w:p>
-  <w:p/>
+  <w:p xmlns:w14="http://schemas.microsoft.com/office/word/2010/wordml" xmlns:w="http://schemas.openxmlformats.org/wordprocessingml/2006/main"/>
 </w:hdr>
 </file>
 
 <file path=word/header2.xml><?xml version="1.0" encoding="utf-8"?>
-<w:hdr xmlns:wpc="http://schemas.microsoft.com/office/word/2010/wordprocessingCanvas" xmlns:cx="http://schemas.microsoft.com/office/drawing/2014/chartex" xmlns:cx1="http://schemas.microsoft.com/office/drawing/2015/9/8/chartex" xmlns:cx2="http://schemas.microsoft.com/office/drawing/2015/10/21/chartex" xmlns:cx3="http://schemas.microsoft.com/office/drawing/2016/5/9/chartex" xmlns:cx4="http://schemas.microsoft.com/office/drawing/2016/5/10/chartex" xmlns:cx5="http://schemas.microsoft.com/office/drawing/2016/5/11/chartex" xmlns:cx6="http://schemas.microsoft.com/office/drawing/2016/5/12/chartex" xmlns:cx7="http://schemas.microsoft.com/office/drawing/2016/5/13/chartex" xmlns:cx8="http://schemas.microsoft.com/office/drawing/2016/5/14/chartex" xmlns:mc="http://schemas.openxmlformats.org/markup-compatibility/2006" xmlns:aink="http://schemas.microsoft.com/office/drawing/2016/ink" xmlns:am3d="http://schemas.microsoft.com/office/drawing/2017/model3d" xmlns:o="urn:schemas-microsoft-com:office:office" xmlns:oel="http://schemas.microsoft.com/office/2019/extlst" xmlns:r="http://schemas.openxmlformats.org/officeDocument/2006/relationships" xmlns:m="http://schemas.openxmlformats.org/officeDocument/2006/math" xmlns:v="urn:schemas-microsoft-com:vml" xmlns:wp14="http://schemas.microsoft.com/office/word/2010/wordprocessingDrawing" xmlns:wp="http://schemas.openxmlformats.org/drawingml/2006/wordprocessingDrawing" xmlns:w10="urn:schemas-microsoft-com:office:word" xmlns:w="http://schemas.openxmlformats.org/wordprocessingml/2006/main" xmlns:w14="http://schemas.microsoft.com/office/word/2010/wordml" xmlns:w15="http://schemas.microsoft.com/office/word/2012/wordml" xmlns:w16cex="http://schemas.microsoft.com/office/word/2018/wordml/cex" xmlns:w16cid="http://schemas.microsoft.com/office/word/2016/wordml/cid" xmlns:w16="http://schemas.microsoft.com/office/word/2018/wordml" xmlns:w16du="http://schemas.microsoft.com/office/word/2023/wordml/word16du" xmlns:w16sdtdh="http://schemas.microsoft.com/office/word/2020/wordml/sdtdatahash" xmlns:w16sdtfl="http://schemas.microsoft.com/office/word/2024/wordml/sdtformatlock" xmlns:w16se="http://schemas.microsoft.com/office/word/2015/wordml/symex" xmlns:wpg="http://schemas.microsoft.com/office/word/2010/wordprocessingGroup" xmlns:wpi="http://schemas.microsoft.com/office/word/2010/wordprocessingInk" xmlns:wne="http://schemas.microsoft.com/office/word/2006/wordml" xmlns:wps="http://schemas.microsoft.com/office/word/2010/wordprocessingShape" mc:Ignorable="w14 w15 w16se w16cid w16 w16cex w16sdtdh w16sdtfl w16du wp14">
-  <w:p>
+<w:hdr xmlns:a="http://schemas.openxmlformats.org/drawingml/2006/main" xmlns:pic="http://schemas.openxmlformats.org/drawingml/2006/picture" xmlns:wpc="http://schemas.microsoft.com/office/word/2010/wordprocessingCanvas" xmlns:cx="http://schemas.microsoft.com/office/drawing/2014/chartex" xmlns:cx1="http://schemas.microsoft.com/office/drawing/2015/9/8/chartex" xmlns:cx2="http://schemas.microsoft.com/office/drawing/2015/10/21/chartex" xmlns:cx3="http://schemas.microsoft.com/office/drawing/2016/5/9/chartex" xmlns:cx4="http://schemas.microsoft.com/office/drawing/2016/5/10/chartex" xmlns:cx5="http://schemas.microsoft.com/office/drawing/2016/5/11/chartex" xmlns:cx6="http://schemas.microsoft.com/office/drawing/2016/5/12/chartex" xmlns:cx7="http://schemas.microsoft.com/office/drawing/2016/5/13/chartex" xmlns:cx8="http://schemas.microsoft.com/office/drawing/2016/5/14/chartex" xmlns:mc="http://schemas.openxmlformats.org/markup-compatibility/2006" xmlns:aink="http://schemas.microsoft.com/office/drawing/2016/ink" xmlns:am3d="http://schemas.microsoft.com/office/drawing/2017/model3d" xmlns:o="urn:schemas-microsoft-com:office:office" xmlns:oel="http://schemas.microsoft.com/office/2019/extlst" xmlns:r="http://schemas.openxmlformats.org/officeDocument/2006/relationships" xmlns:m="http://schemas.openxmlformats.org/officeDocument/2006/math" xmlns:v="urn:schemas-microsoft-com:vml" xmlns:wp14="http://schemas.microsoft.com/office/word/2010/wordprocessingDrawing" xmlns:wp="http://schemas.openxmlformats.org/drawingml/2006/wordprocessingDrawing" xmlns:w10="urn:schemas-microsoft-com:office:word" xmlns:w="http://schemas.openxmlformats.org/wordprocessingml/2006/main" xmlns:w14="http://schemas.microsoft.com/office/word/2010/wordml" xmlns:w15="http://schemas.microsoft.com/office/word/2012/wordml" xmlns:w16cex="http://schemas.microsoft.com/office/word/2018/wordml/cex" xmlns:w16cid="http://schemas.microsoft.com/office/word/2016/wordml/cid" xmlns:w16="http://schemas.microsoft.com/office/word/2018/wordml" xmlns:w16du="http://schemas.microsoft.com/office/word/2023/wordml/word16du" xmlns:w16sdtdh="http://schemas.microsoft.com/office/word/2020/wordml/sdtdatahash" xmlns:w16sdtfl="http://schemas.microsoft.com/office/word/2024/wordml/sdtformatlock" xmlns:w16se="http://schemas.microsoft.com/office/word/2015/wordml/symex" xmlns:wpg="http://schemas.microsoft.com/office/word/2010/wordprocessingGroup" xmlns:wpi="http://schemas.microsoft.com/office/word/2010/wordprocessingInk" xmlns:wne="http://schemas.microsoft.com/office/word/2006/wordml" xmlns:wps="http://schemas.microsoft.com/office/word/2010/wordprocessingShape" mc:Ignorable="w14 w15 w16se w16cid w16 w16cex w16sdtdh w16sdtfl w16du wp14">
+  <w:p xmlns:w14="http://schemas.microsoft.com/office/word/2010/wordml" xmlns:w="http://schemas.openxmlformats.org/wordprocessingml/2006/main">
     <w:pPr>
       <w:spacing w:after="0"/>
     </w:pPr>
@@ -6330,7 +6318,7 @@
         <w:lang w:val="en-IN" w:eastAsia="en-IN"/>
       </w:rPr>
       <w:drawing>
-        <wp:anchor distT="0" distB="0" distL="114300" distR="114300" simplePos="0" relativeHeight="251661312" behindDoc="0" locked="0" layoutInCell="1" allowOverlap="0" wp14:anchorId="737CD319" wp14:editId="16BB4E9C">
+        <wp:anchor xmlns:wp14="http://schemas.microsoft.com/office/word/2010/wordprocessingDrawing" xmlns:wp="http://schemas.openxmlformats.org/drawingml/2006/wordprocessingDrawing" distT="0" distB="0" distL="114300" distR="114300" simplePos="0" relativeHeight="251661312" behindDoc="0" locked="0" layoutInCell="1" allowOverlap="0" wp14:editId="16BB4E9C" wp14:anchorId="737CD319">
           <wp:simplePos x="0" y="0"/>
           <wp:positionH relativeFrom="page">
             <wp:posOffset>489204</wp:posOffset>
@@ -6351,7 +6339,7 @@
                   <pic:cNvPicPr/>
                 </pic:nvPicPr>
                 <pic:blipFill>
-                  <a:blip r:embed="rId1"/>
+                  <a:blip xmlns:r="http://schemas.openxmlformats.org/officeDocument/2006/relationships" r:embed="rId1"/>
                   <a:stretch>
                     <a:fillRect/>
                   </a:stretch>
@@ -6377,15 +6365,15 @@
         <w:lang w:val="en-IN" w:eastAsia="en-IN"/>
       </w:rPr>
       <w:drawing>
-        <wp:anchor distT="0" distB="0" distL="114300" distR="114300" simplePos="0" relativeHeight="251662336" behindDoc="0" locked="0" layoutInCell="1" allowOverlap="0" wp14:anchorId="2AC37923" wp14:editId="280AEB9D">
+        <wp:anchor xmlns:wp14="http://schemas.microsoft.com/office/word/2010/wordprocessingDrawing" xmlns:wp="http://schemas.openxmlformats.org/drawingml/2006/wordprocessingDrawing" distT="0" distB="0" distL="114300" distR="114300" simplePos="0" relativeHeight="251662336" behindDoc="0" locked="0" layoutInCell="1" allowOverlap="0" wp14:editId="280AEB9D" wp14:anchorId="2AC37923">
           <wp:simplePos x="0" y="0"/>
           <wp:positionH relativeFrom="page">
-            <wp:posOffset>4404360</wp:posOffset>
+            <wp:posOffset>6859040</wp:posOffset>
           </wp:positionH>
           <wp:positionV relativeFrom="page">
             <wp:posOffset>193548</wp:posOffset>
           </wp:positionV>
-          <wp:extent cx="2258568" cy="533400"/>
+          <wp:extent cx="550000" cy="517647"/>
           <wp:effectExtent l="0" t="0" r="0" b="0"/>
           <wp:wrapSquare wrapText="bothSides"/>
           <wp:docPr id="2" name="Picture 2"/>
@@ -6398,7 +6386,7 @@
                   <pic:cNvPicPr/>
                 </pic:nvPicPr>
                 <pic:blipFill>
-                  <a:blip r:embed="rId2"/>
+                  <a:blip xmlns:r="http://schemas.openxmlformats.org/officeDocument/2006/relationships" r:embed="RLogoFavicon"/>
                   <a:stretch>
                     <a:fillRect/>
                   </a:stretch>
@@ -6406,7 +6394,7 @@
                 <pic:spPr>
                   <a:xfrm>
                     <a:off x="0" y="0"/>
-                    <a:ext cx="2258568" cy="533400"/>
+                    <a:ext cx="550000" cy="517647"/>
                   </a:xfrm>
                   <a:prstGeom prst="rect">
                     <a:avLst/>
@@ -6422,13 +6410,13 @@
       <w:t xml:space="preserve"> </w:t>
     </w:r>
   </w:p>
-  <w:p/>
+  <w:p xmlns:w14="http://schemas.microsoft.com/office/word/2010/wordml" xmlns:w="http://schemas.openxmlformats.org/wordprocessingml/2006/main"/>
 </w:hdr>
 </file>
 
 <file path=word/header3.xml><?xml version="1.0" encoding="utf-8"?>
-<w:hdr xmlns:wpc="http://schemas.microsoft.com/office/word/2010/wordprocessingCanvas" xmlns:cx="http://schemas.microsoft.com/office/drawing/2014/chartex" xmlns:cx1="http://schemas.microsoft.com/office/drawing/2015/9/8/chartex" xmlns:cx2="http://schemas.microsoft.com/office/drawing/2015/10/21/chartex" xmlns:cx3="http://schemas.microsoft.com/office/drawing/2016/5/9/chartex" xmlns:cx4="http://schemas.microsoft.com/office/drawing/2016/5/10/chartex" xmlns:cx5="http://schemas.microsoft.com/office/drawing/2016/5/11/chartex" xmlns:cx6="http://schemas.microsoft.com/office/drawing/2016/5/12/chartex" xmlns:cx7="http://schemas.microsoft.com/office/drawing/2016/5/13/chartex" xmlns:cx8="http://schemas.microsoft.com/office/drawing/2016/5/14/chartex" xmlns:mc="http://schemas.openxmlformats.org/markup-compatibility/2006" xmlns:aink="http://schemas.microsoft.com/office/drawing/2016/ink" xmlns:am3d="http://schemas.microsoft.com/office/drawing/2017/model3d" xmlns:o="urn:schemas-microsoft-com:office:office" xmlns:oel="http://schemas.microsoft.com/office/2019/extlst" xmlns:r="http://schemas.openxmlformats.org/officeDocument/2006/relationships" xmlns:m="http://schemas.openxmlformats.org/officeDocument/2006/math" xmlns:v="urn:schemas-microsoft-com:vml" xmlns:wp14="http://schemas.microsoft.com/office/word/2010/wordprocessingDrawing" xmlns:wp="http://schemas.openxmlformats.org/drawingml/2006/wordprocessingDrawing" xmlns:w10="urn:schemas-microsoft-com:office:word" xmlns:w="http://schemas.openxmlformats.org/wordprocessingml/2006/main" xmlns:w14="http://schemas.microsoft.com/office/word/2010/wordml" xmlns:w15="http://schemas.microsoft.com/office/word/2012/wordml" xmlns:w16cex="http://schemas.microsoft.com/office/word/2018/wordml/cex" xmlns:w16cid="http://schemas.microsoft.com/office/word/2016/wordml/cid" xmlns:w16="http://schemas.microsoft.com/office/word/2018/wordml" xmlns:w16du="http://schemas.microsoft.com/office/word/2023/wordml/word16du" xmlns:w16sdtdh="http://schemas.microsoft.com/office/word/2020/wordml/sdtdatahash" xmlns:w16sdtfl="http://schemas.microsoft.com/office/word/2024/wordml/sdtformatlock" xmlns:w16se="http://schemas.microsoft.com/office/word/2015/wordml/symex" xmlns:wpg="http://schemas.microsoft.com/office/word/2010/wordprocessingGroup" xmlns:wpi="http://schemas.microsoft.com/office/word/2010/wordprocessingInk" xmlns:wne="http://schemas.microsoft.com/office/word/2006/wordml" xmlns:wps="http://schemas.microsoft.com/office/word/2010/wordprocessingShape" mc:Ignorable="w14 w15 w16se w16cid w16 w16cex w16sdtdh w16sdtfl w16du wp14">
-  <w:p>
+<w:hdr xmlns:a="http://schemas.openxmlformats.org/drawingml/2006/main" xmlns:pic="http://schemas.openxmlformats.org/drawingml/2006/picture" xmlns:wpc="http://schemas.microsoft.com/office/word/2010/wordprocessingCanvas" xmlns:cx="http://schemas.microsoft.com/office/drawing/2014/chartex" xmlns:cx1="http://schemas.microsoft.com/office/drawing/2015/9/8/chartex" xmlns:cx2="http://schemas.microsoft.com/office/drawing/2015/10/21/chartex" xmlns:cx3="http://schemas.microsoft.com/office/drawing/2016/5/9/chartex" xmlns:cx4="http://schemas.microsoft.com/office/drawing/2016/5/10/chartex" xmlns:cx5="http://schemas.microsoft.com/office/drawing/2016/5/11/chartex" xmlns:cx6="http://schemas.microsoft.com/office/drawing/2016/5/12/chartex" xmlns:cx7="http://schemas.microsoft.com/office/drawing/2016/5/13/chartex" xmlns:cx8="http://schemas.microsoft.com/office/drawing/2016/5/14/chartex" xmlns:mc="http://schemas.openxmlformats.org/markup-compatibility/2006" xmlns:aink="http://schemas.microsoft.com/office/drawing/2016/ink" xmlns:am3d="http://schemas.microsoft.com/office/drawing/2017/model3d" xmlns:o="urn:schemas-microsoft-com:office:office" xmlns:oel="http://schemas.microsoft.com/office/2019/extlst" xmlns:r="http://schemas.openxmlformats.org/officeDocument/2006/relationships" xmlns:m="http://schemas.openxmlformats.org/officeDocument/2006/math" xmlns:v="urn:schemas-microsoft-com:vml" xmlns:wp14="http://schemas.microsoft.com/office/word/2010/wordprocessingDrawing" xmlns:wp="http://schemas.openxmlformats.org/drawingml/2006/wordprocessingDrawing" xmlns:w10="urn:schemas-microsoft-com:office:word" xmlns:w="http://schemas.openxmlformats.org/wordprocessingml/2006/main" xmlns:w14="http://schemas.microsoft.com/office/word/2010/wordml" xmlns:w15="http://schemas.microsoft.com/office/word/2012/wordml" xmlns:w16cex="http://schemas.microsoft.com/office/word/2018/wordml/cex" xmlns:w16cid="http://schemas.microsoft.com/office/word/2016/wordml/cid" xmlns:w16="http://schemas.microsoft.com/office/word/2018/wordml" xmlns:w16du="http://schemas.microsoft.com/office/word/2023/wordml/word16du" xmlns:w16sdtdh="http://schemas.microsoft.com/office/word/2020/wordml/sdtdatahash" xmlns:w16sdtfl="http://schemas.microsoft.com/office/word/2024/wordml/sdtformatlock" xmlns:w16se="http://schemas.microsoft.com/office/word/2015/wordml/symex" xmlns:wpg="http://schemas.microsoft.com/office/word/2010/wordprocessingGroup" xmlns:wpi="http://schemas.microsoft.com/office/word/2010/wordprocessingInk" xmlns:wne="http://schemas.microsoft.com/office/word/2006/wordml" xmlns:wps="http://schemas.microsoft.com/office/word/2010/wordprocessingShape" mc:Ignorable="w14 w15 w16se w16cid w16 w16cex w16sdtdh w16sdtfl w16du wp14">
+  <w:p xmlns:w14="http://schemas.microsoft.com/office/word/2010/wordml" xmlns:w="http://schemas.openxmlformats.org/wordprocessingml/2006/main">
     <w:pPr>
       <w:spacing w:after="0"/>
     </w:pPr>
@@ -6438,7 +6426,7 @@
         <w:lang w:val="en-IN" w:eastAsia="en-IN"/>
       </w:rPr>
       <w:drawing>
-        <wp:anchor distT="0" distB="0" distL="114300" distR="114300" simplePos="0" relativeHeight="251664384" behindDoc="0" locked="0" layoutInCell="1" allowOverlap="0" wp14:anchorId="3EFB8385" wp14:editId="51F16779">
+        <wp:anchor xmlns:wp14="http://schemas.microsoft.com/office/word/2010/wordprocessingDrawing" xmlns:wp="http://schemas.openxmlformats.org/drawingml/2006/wordprocessingDrawing" distT="0" distB="0" distL="114300" distR="114300" simplePos="0" relativeHeight="251664384" behindDoc="0" locked="0" layoutInCell="1" allowOverlap="0" wp14:editId="51F16779" wp14:anchorId="3EFB8385">
           <wp:simplePos x="0" y="0"/>
           <wp:positionH relativeFrom="page">
             <wp:posOffset>457200</wp:posOffset>
@@ -6459,7 +6447,7 @@
                   <pic:cNvPicPr/>
                 </pic:nvPicPr>
                 <pic:blipFill>
-                  <a:blip r:embed="rId1"/>
+                  <a:blip xmlns:r="http://schemas.openxmlformats.org/officeDocument/2006/relationships" r:embed="rId1"/>
                   <a:stretch>
                     <a:fillRect/>
                   </a:stretch>
@@ -6480,10 +6468,57 @@
       </w:drawing>
     </w:r>
     <w:r>
+      <w:rPr>
+        <w:noProof/>
+        <w:lang w:val="en-IN" w:eastAsia="en-IN"/>
+      </w:rPr>
+      <w:drawing>
+        <wp:anchor xmlns:wp="http://schemas.openxmlformats.org/drawingml/2006/wordprocessingDrawing" xmlns:r="http://schemas.openxmlformats.org/officeDocument/2006/relationships" xmlns:wp14="http://schemas.microsoft.com/office/word/2010/wordprocessingDrawing" distT="0" distB="0" distL="114300" distR="114300" simplePos="0" relativeHeight="251670000" behindDoc="0" locked="0" layoutInCell="1" allowOverlap="0" wp14:editId="5A11C002" wp14:anchorId="5A11C001">
+          <wp:simplePos x="0" y="0"/>
+          <wp:positionH relativeFrom="page">
+            <wp:posOffset>6859040</wp:posOffset>
+          </wp:positionH>
+          <wp:positionV relativeFrom="page">
+            <wp:posOffset>193548</wp:posOffset>
+          </wp:positionV>
+          <wp:extent cx="550000" cy="517647"/>
+          <wp:effectExtent l="0" t="0" r="0" b="0"/>
+          <wp:wrapSquare wrapText="bothSides"/>
+          <wp:docPr id="400" name="Picture 400"/>
+          <wp:cNvGraphicFramePr/>
+          <a:graphic xmlns:a="http://schemas.openxmlformats.org/drawingml/2006/main">
+            <a:graphicData uri="http://schemas.openxmlformats.org/drawingml/2006/picture">
+              <pic:pic xmlns:pic="http://schemas.openxmlformats.org/drawingml/2006/picture">
+                <pic:nvPicPr>
+                  <pic:cNvPr id="400" name="Picture 400"/>
+                  <pic:cNvPicPr/>
+                </pic:nvPicPr>
+                <pic:blipFill>
+                  <a:blip r:embed="RLogoFavicon"/>
+                  <a:stretch>
+                    <a:fillRect/>
+                  </a:stretch>
+                </pic:blipFill>
+                <pic:spPr>
+                  <a:xfrm>
+                    <a:off x="0" y="0"/>
+                    <a:ext cx="550000" cy="517647"/>
+                  </a:xfrm>
+                  <a:prstGeom prst="rect">
+                    <a:avLst/>
+                  </a:prstGeom>
+                </pic:spPr>
+              </pic:pic>
+            </a:graphicData>
+          </a:graphic>
+        </wp:anchor>
+      </w:drawing>
+    </w:r>
+    <w:r>
       <w:t xml:space="preserve"> </w:t>
     </w:r>
   </w:p>
-  <w:p/>
+  <w:p xmlns:w14="http://schemas.microsoft.com/office/word/2010/wordml" xmlns:w="http://schemas.openxmlformats.org/wordprocessingml/2006/main"/>
 </w:hdr>
 </file>
 
